--- a/stone/Supporto Presidia/02_Supporto/02_Template/14_ Schede prodotti chimici /attack.docx
+++ b/stone/Supporto Presidia/02_Supporto/02_Template/14_ Schede prodotti chimici /attack.docx
@@ -1,6 +1,6 @@
 
 <file path=word/document.xml><?xml version="1.0" encoding="utf-8"?>
-<w:document xmlns:wpc="http://schemas.microsoft.com/office/word/2010/wordprocessingCanvas" xmlns:cx="http://schemas.microsoft.com/office/drawing/2014/chartex" xmlns:cx1="http://schemas.microsoft.com/office/drawing/2015/9/8/chartex" xmlns:cx2="http://schemas.microsoft.com/office/drawing/2015/10/21/chartex" xmlns:cx3="http://schemas.microsoft.com/office/drawing/2016/5/9/chartex" xmlns:cx4="http://schemas.microsoft.com/office/drawing/2016/5/10/chartex" xmlns:cx5="http://schemas.microsoft.com/office/drawing/2016/5/11/chartex" xmlns:cx6="http://schemas.microsoft.com/office/drawing/2016/5/12/chartex" xmlns:cx7="http://schemas.microsoft.com/office/drawing/2016/5/13/chartex" xmlns:cx8="http://schemas.microsoft.com/office/drawing/2016/5/14/chartex" xmlns:mc="http://schemas.openxmlformats.org/markup-compatibility/2006" xmlns:aink="http://schemas.microsoft.com/office/drawing/2016/ink" xmlns:am3d="http://schemas.microsoft.com/office/drawing/2017/model3d" xmlns:o="urn:schemas-microsoft-com:office:office" xmlns:oel="http://schemas.microsoft.com/office/2019/extlst" xmlns:r="http://schemas.openxmlformats.org/officeDocument/2006/relationships" xmlns:m="http://schemas.openxmlformats.org/officeDocument/2006/math" xmlns:v="urn:schemas-microsoft-com:vml" xmlns:wp14="http://schemas.microsoft.com/office/word/2010/wordprocessingDrawing" xmlns:wp="http://schemas.openxmlformats.org/drawingml/2006/wordprocessingDrawing" xmlns:w10="urn:schemas-microsoft-com:office:word" xmlns:w="http://schemas.openxmlformats.org/wordprocessingml/2006/main" xmlns:w14="http://schemas.microsoft.com/office/word/2010/wordml" xmlns:w15="http://schemas.microsoft.com/office/word/2012/wordml" xmlns:w16cex="http://schemas.microsoft.com/office/word/2018/wordml/cex" xmlns:w16cid="http://schemas.microsoft.com/office/word/2016/wordml/cid" xmlns:w16="http://schemas.microsoft.com/office/word/2018/wordml" xmlns:w16sdtdh="http://schemas.microsoft.com/office/word/2020/wordml/sdtdatahash" xmlns:w16se="http://schemas.microsoft.com/office/word/2015/wordml/symex" xmlns:wpg="http://schemas.microsoft.com/office/word/2010/wordprocessingGroup" xmlns:wpi="http://schemas.microsoft.com/office/word/2010/wordprocessingInk" xmlns:wne="http://schemas.microsoft.com/office/word/2006/wordml" xmlns:wps="http://schemas.microsoft.com/office/word/2010/wordprocessingShape" mc:Ignorable="w14 w15 w16se w16cid w16 w16cex w16sdtdh wp14">
+<w:document xmlns:wpc="http://schemas.microsoft.com/office/word/2010/wordprocessingCanvas" xmlns:cx="http://schemas.microsoft.com/office/drawing/2014/chartex" xmlns:cx1="http://schemas.microsoft.com/office/drawing/2015/9/8/chartex" xmlns:cx2="http://schemas.microsoft.com/office/drawing/2015/10/21/chartex" xmlns:cx3="http://schemas.microsoft.com/office/drawing/2016/5/9/chartex" xmlns:cx4="http://schemas.microsoft.com/office/drawing/2016/5/10/chartex" xmlns:cx5="http://schemas.microsoft.com/office/drawing/2016/5/11/chartex" xmlns:cx6="http://schemas.microsoft.com/office/drawing/2016/5/12/chartex" xmlns:cx7="http://schemas.microsoft.com/office/drawing/2016/5/13/chartex" xmlns:cx8="http://schemas.microsoft.com/office/drawing/2016/5/14/chartex" xmlns:mc="http://schemas.openxmlformats.org/markup-compatibility/2006" xmlns:aink="http://schemas.microsoft.com/office/drawing/2016/ink" xmlns:am3d="http://schemas.microsoft.com/office/drawing/2017/model3d" xmlns:o="urn:schemas-microsoft-com:office:office" xmlns:oel="http://schemas.microsoft.com/office/2019/extlst" xmlns:r="http://schemas.openxmlformats.org/officeDocument/2006/relationships" xmlns:m="http://schemas.openxmlformats.org/officeDocument/2006/math" xmlns:v="urn:schemas-microsoft-com:vml" xmlns:wp14="http://schemas.microsoft.com/office/word/2010/wordprocessingDrawing" xmlns:wp="http://schemas.openxmlformats.org/drawingml/2006/wordprocessingDrawing" xmlns:w10="urn:schemas-microsoft-com:office:word" xmlns:w="http://schemas.openxmlformats.org/wordprocessingml/2006/main" xmlns:w14="http://schemas.microsoft.com/office/word/2010/wordml" xmlns:w15="http://schemas.microsoft.com/office/word/2012/wordml" xmlns:w16cex="http://schemas.microsoft.com/office/word/2018/wordml/cex" xmlns:w16cid="http://schemas.microsoft.com/office/word/2016/wordml/cid" xmlns:w16="http://schemas.microsoft.com/office/word/2018/wordml" xmlns:w16du="http://schemas.microsoft.com/office/word/2023/wordml/word16du" xmlns:w16sdtdh="http://schemas.microsoft.com/office/word/2020/wordml/sdtdatahash" xmlns:w16sdtfl="http://schemas.microsoft.com/office/word/2024/wordml/sdtformatlock" xmlns:w16se="http://schemas.microsoft.com/office/word/2015/wordml/symex" xmlns:wpg="http://schemas.microsoft.com/office/word/2010/wordprocessingGroup" xmlns:wpi="http://schemas.microsoft.com/office/word/2010/wordprocessingInk" xmlns:wne="http://schemas.microsoft.com/office/word/2006/wordml" xmlns:wps="http://schemas.microsoft.com/office/word/2010/wordprocessingShape" mc:Ignorable="w14 w15 w16se w16cid w16 w16cex w16sdtdh w16sdtfl w16du wp14">
   <w:body>
     <w:tbl>
       <w:tblPr>
@@ -17,26 +17,26 @@
         <w:tblLook w:val="01E0" w:firstRow="1" w:lastRow="1" w:firstColumn="1" w:lastColumn="1" w:noHBand="0" w:noVBand="0"/>
       </w:tblPr>
       <w:tblGrid>
-        <w:gridCol w:w="391"/>
+        <w:gridCol w:w="390"/>
         <w:gridCol w:w="274"/>
-        <w:gridCol w:w="709"/>
-        <w:gridCol w:w="242"/>
-        <w:gridCol w:w="711"/>
+        <w:gridCol w:w="710"/>
+        <w:gridCol w:w="240"/>
+        <w:gridCol w:w="705"/>
         <w:gridCol w:w="66"/>
-        <w:gridCol w:w="537"/>
-        <w:gridCol w:w="263"/>
-        <w:gridCol w:w="374"/>
+        <w:gridCol w:w="538"/>
+        <w:gridCol w:w="264"/>
+        <w:gridCol w:w="376"/>
         <w:gridCol w:w="266"/>
-        <w:gridCol w:w="839"/>
+        <w:gridCol w:w="841"/>
         <w:gridCol w:w="127"/>
         <w:gridCol w:w="71"/>
-        <w:gridCol w:w="1260"/>
-        <w:gridCol w:w="246"/>
+        <w:gridCol w:w="1259"/>
+        <w:gridCol w:w="247"/>
         <w:gridCol w:w="645"/>
-        <w:gridCol w:w="177"/>
+        <w:gridCol w:w="176"/>
         <w:gridCol w:w="269"/>
-        <w:gridCol w:w="339"/>
-        <w:gridCol w:w="1822"/>
+        <w:gridCol w:w="338"/>
+        <w:gridCol w:w="1826"/>
       </w:tblGrid>
       <w:tr>
         <w:trPr>
@@ -44,7 +44,7 @@
         </w:trPr>
         <w:tc>
           <w:tcPr>
-            <w:tcW w:w="1384" w:type="dxa"/>
+            <w:tcW w:w="1374" w:type="dxa"/>
             <w:gridSpan w:val="3"/>
             <w:tcBorders>
               <w:bottom w:val="single" w:sz="4" w:space="0" w:color="auto"/>
@@ -56,11 +56,13 @@
             <w:pPr>
               <w:jc w:val="center"/>
               <w:rPr>
-                <w:b/>
-              </w:rPr>
-            </w:pPr>
-            <w:r>
-              <w:rPr>
+                <w:rFonts w:ascii="Aptos" w:hAnsi="Aptos"/>
+                <w:b/>
+              </w:rPr>
+            </w:pPr>
+            <w:r>
+              <w:rPr>
+                <w:rFonts w:ascii="Aptos" w:hAnsi="Aptos"/>
                 <w:b/>
               </w:rPr>
               <w:t>SCHEDA</w:t>
@@ -69,7 +71,7 @@
         </w:tc>
         <w:tc>
           <w:tcPr>
-            <w:tcW w:w="994" w:type="dxa"/>
+            <w:tcW w:w="945" w:type="dxa"/>
             <w:gridSpan w:val="2"/>
             <w:tcBorders>
               <w:bottom w:val="single" w:sz="4" w:space="0" w:color="auto"/>
@@ -81,24 +83,17 @@
             <w:pPr>
               <w:jc w:val="center"/>
               <w:rPr>
+                <w:rFonts w:ascii="Aptos" w:hAnsi="Aptos"/>
                 <w:b/>
                 <w:sz w:val="28"/>
                 <w:szCs w:val="28"/>
               </w:rPr>
             </w:pPr>
-            <w:r>
-              <w:rPr>
-                <w:b/>
-                <w:sz w:val="28"/>
-                <w:szCs w:val="28"/>
-              </w:rPr>
-              <w:t>6</w:t>
-            </w:r>
-          </w:p>
-        </w:tc>
-        <w:tc>
-          <w:tcPr>
-            <w:tcW w:w="1526" w:type="dxa"/>
+          </w:p>
+        </w:tc>
+        <w:tc>
+          <w:tcPr>
+            <w:tcW w:w="1510" w:type="dxa"/>
             <w:gridSpan w:val="5"/>
             <w:tcBorders>
               <w:bottom w:val="single" w:sz="4" w:space="0" w:color="auto"/>
@@ -110,12 +105,14 @@
             <w:pPr>
               <w:jc w:val="center"/>
               <w:rPr>
-                <w:sz w:val="20"/>
-                <w:szCs w:val="20"/>
-              </w:rPr>
-            </w:pPr>
-            <w:r>
-              <w:rPr>
+                <w:rFonts w:ascii="Aptos" w:hAnsi="Aptos"/>
+                <w:sz w:val="20"/>
+                <w:szCs w:val="20"/>
+              </w:rPr>
+            </w:pPr>
+            <w:r>
+              <w:rPr>
+                <w:rFonts w:ascii="Aptos" w:hAnsi="Aptos"/>
                 <w:sz w:val="20"/>
                 <w:szCs w:val="20"/>
               </w:rPr>
@@ -125,7 +122,7 @@
         </w:tc>
         <w:tc>
           <w:tcPr>
-            <w:tcW w:w="5949" w:type="dxa"/>
+            <w:tcW w:w="5799" w:type="dxa"/>
             <w:gridSpan w:val="10"/>
             <w:tcBorders>
               <w:bottom w:val="single" w:sz="4" w:space="0" w:color="auto"/>
@@ -136,31 +133,24 @@
           <w:p>
             <w:pPr>
               <w:rPr>
-                <w:b/>
-              </w:rPr>
-            </w:pPr>
-            <w:proofErr w:type="spellStart"/>
-            <w:r>
-              <w:rPr>
-                <w:b/>
-              </w:rPr>
-              <w:t>Loctite</w:t>
-            </w:r>
-            <w:proofErr w:type="spellEnd"/>
-            <w:r>
-              <w:rPr>
-                <w:b/>
-              </w:rPr>
-              <w:t xml:space="preserve"> </w:t>
-            </w:r>
-            <w:proofErr w:type="spellStart"/>
-            <w:r>
-              <w:rPr>
-                <w:b/>
-              </w:rPr>
-              <w:t>attack</w:t>
-            </w:r>
-            <w:proofErr w:type="spellEnd"/>
+                <w:rFonts w:ascii="Aptos" w:hAnsi="Aptos"/>
+                <w:b/>
+              </w:rPr>
+            </w:pPr>
+            <w:r>
+              <w:rPr>
+                <w:rFonts w:ascii="Aptos" w:hAnsi="Aptos"/>
+                <w:b/>
+              </w:rPr>
+              <w:t>A</w:t>
+            </w:r>
+            <w:r>
+              <w:rPr>
+                <w:rFonts w:ascii="Aptos" w:hAnsi="Aptos"/>
+                <w:b/>
+              </w:rPr>
+              <w:t>ttack</w:t>
+            </w:r>
           </w:p>
         </w:tc>
       </w:tr>
@@ -173,7 +163,7 @@
         </w:trPr>
         <w:tc>
           <w:tcPr>
-            <w:tcW w:w="9853" w:type="dxa"/>
+            <w:tcW w:w="9628" w:type="dxa"/>
             <w:gridSpan w:val="20"/>
             <w:tcBorders>
               <w:bottom w:val="nil"/>
@@ -182,6 +172,7 @@
           <w:p>
             <w:pPr>
               <w:rPr>
+                <w:rFonts w:ascii="Aptos" w:hAnsi="Aptos"/>
                 <w:b/>
                 <w:sz w:val="10"/>
                 <w:szCs w:val="10"/>
@@ -208,11 +199,13 @@
           <w:p>
             <w:pPr>
               <w:rPr>
-                <w:b/>
-              </w:rPr>
-            </w:pPr>
-            <w:r>
-              <w:rPr>
+                <w:rFonts w:ascii="Aptos" w:hAnsi="Aptos"/>
+                <w:b/>
+              </w:rPr>
+            </w:pPr>
+            <w:r>
+              <w:rPr>
+                <w:rFonts w:ascii="Aptos" w:hAnsi="Aptos"/>
                 <w:b/>
               </w:rPr>
               <w:t>A</w:t>
@@ -221,7 +214,7 @@
         </w:tc>
         <w:tc>
           <w:tcPr>
-            <w:tcW w:w="9463" w:type="dxa"/>
+            <w:tcW w:w="9238" w:type="dxa"/>
             <w:gridSpan w:val="19"/>
             <w:tcBorders>
               <w:top w:val="nil"/>
@@ -233,11 +226,13 @@
           <w:p>
             <w:pPr>
               <w:rPr>
-                <w:b/>
-              </w:rPr>
-            </w:pPr>
-            <w:r>
-              <w:rPr>
+                <w:rFonts w:ascii="Aptos" w:hAnsi="Aptos"/>
+                <w:b/>
+              </w:rPr>
+            </w:pPr>
+            <w:r>
+              <w:rPr>
+                <w:rFonts w:ascii="Aptos" w:hAnsi="Aptos"/>
                 <w:b/>
               </w:rPr>
               <w:t>IDENTIFICAZIONE AGENTE</w:t>
@@ -254,7 +249,7 @@
         </w:trPr>
         <w:tc>
           <w:tcPr>
-            <w:tcW w:w="9853" w:type="dxa"/>
+            <w:tcW w:w="9628" w:type="dxa"/>
             <w:gridSpan w:val="20"/>
             <w:tcBorders>
               <w:top w:val="nil"/>
@@ -263,6 +258,7 @@
           <w:p>
             <w:pPr>
               <w:rPr>
+                <w:rFonts w:ascii="Aptos" w:hAnsi="Aptos"/>
                 <w:b/>
                 <w:sz w:val="10"/>
                 <w:szCs w:val="10"/>
@@ -277,7 +273,7 @@
         </w:tblPrEx>
         <w:tc>
           <w:tcPr>
-            <w:tcW w:w="2994" w:type="dxa"/>
+            <w:tcW w:w="2923" w:type="dxa"/>
             <w:gridSpan w:val="7"/>
             <w:tcBorders>
               <w:bottom w:val="single" w:sz="4" w:space="0" w:color="auto"/>
@@ -286,13 +282,15 @@
           <w:p>
             <w:pPr>
               <w:rPr>
-                <w:b/>
-                <w:sz w:val="20"/>
-                <w:szCs w:val="20"/>
-              </w:rPr>
-            </w:pPr>
-            <w:r>
-              <w:rPr>
+                <w:rFonts w:ascii="Aptos" w:hAnsi="Aptos"/>
+                <w:b/>
+                <w:sz w:val="20"/>
+                <w:szCs w:val="20"/>
+              </w:rPr>
+            </w:pPr>
+            <w:r>
+              <w:rPr>
+                <w:rFonts w:ascii="Aptos" w:hAnsi="Aptos"/>
                 <w:b/>
                 <w:sz w:val="20"/>
                 <w:szCs w:val="20"/>
@@ -303,7 +301,7 @@
         </w:tc>
         <w:tc>
           <w:tcPr>
-            <w:tcW w:w="3540" w:type="dxa"/>
+            <w:tcW w:w="3451" w:type="dxa"/>
             <w:gridSpan w:val="8"/>
             <w:tcBorders>
               <w:bottom w:val="single" w:sz="4" w:space="0" w:color="auto"/>
@@ -312,13 +310,15 @@
           <w:p>
             <w:pPr>
               <w:rPr>
-                <w:b/>
-                <w:sz w:val="20"/>
-                <w:szCs w:val="20"/>
-              </w:rPr>
-            </w:pPr>
-            <w:r>
-              <w:rPr>
+                <w:rFonts w:ascii="Aptos" w:hAnsi="Aptos"/>
+                <w:b/>
+                <w:sz w:val="20"/>
+                <w:szCs w:val="20"/>
+              </w:rPr>
+            </w:pPr>
+            <w:r>
+              <w:rPr>
+                <w:rFonts w:ascii="Aptos" w:hAnsi="Aptos"/>
                 <w:b/>
                 <w:sz w:val="20"/>
                 <w:szCs w:val="20"/>
@@ -329,7 +329,7 @@
         </w:tc>
         <w:tc>
           <w:tcPr>
-            <w:tcW w:w="3319" w:type="dxa"/>
+            <w:tcW w:w="3254" w:type="dxa"/>
             <w:gridSpan w:val="5"/>
             <w:tcBorders>
               <w:bottom w:val="single" w:sz="4" w:space="0" w:color="auto"/>
@@ -338,13 +338,15 @@
           <w:p>
             <w:pPr>
               <w:rPr>
-                <w:b/>
-                <w:sz w:val="20"/>
-                <w:szCs w:val="20"/>
-              </w:rPr>
-            </w:pPr>
-            <w:r>
-              <w:rPr>
+                <w:rFonts w:ascii="Aptos" w:hAnsi="Aptos"/>
+                <w:b/>
+                <w:sz w:val="20"/>
+                <w:szCs w:val="20"/>
+              </w:rPr>
+            </w:pPr>
+            <w:r>
+              <w:rPr>
+                <w:rFonts w:ascii="Aptos" w:hAnsi="Aptos"/>
                 <w:b/>
                 <w:sz w:val="20"/>
                 <w:szCs w:val="20"/>
@@ -366,17 +368,18 @@
               <w:bottom w:val="nil"/>
               <w:right w:val="nil"/>
             </w:tcBorders>
-            <w:shd w:val="clear" w:color="auto" w:fill="auto"/>
-          </w:tcPr>
-          <w:p>
-            <w:pPr>
-              <w:rPr>
+          </w:tcPr>
+          <w:p>
+            <w:pPr>
+              <w:rPr>
+                <w:rFonts w:ascii="Aptos" w:hAnsi="Aptos"/>
                 <w:sz w:val="18"/>
                 <w:szCs w:val="18"/>
               </w:rPr>
             </w:pPr>
             <w:r>
               <w:rPr>
+                <w:rFonts w:ascii="Aptos" w:hAnsi="Aptos"/>
                 <w:sz w:val="18"/>
                 <w:szCs w:val="18"/>
               </w:rPr>
@@ -394,6 +397,7 @@
             </w:r>
             <w:r>
               <w:rPr>
+                <w:rFonts w:ascii="Aptos" w:hAnsi="Aptos"/>
                 <w:sz w:val="18"/>
                 <w:szCs w:val="18"/>
               </w:rPr>
@@ -401,38 +405,49 @@
             </w:r>
             <w:r>
               <w:rPr>
+                <w:rFonts w:ascii="Aptos" w:hAnsi="Aptos"/>
                 <w:sz w:val="18"/>
                 <w:szCs w:val="18"/>
               </w:rPr>
             </w:r>
             <w:r>
               <w:rPr>
+                <w:rFonts w:ascii="Aptos" w:hAnsi="Aptos"/>
                 <w:sz w:val="18"/>
                 <w:szCs w:val="18"/>
               </w:rPr>
+              <w:fldChar w:fldCharType="separate"/>
+            </w:r>
+            <w:r>
+              <w:rPr>
+                <w:rFonts w:ascii="Aptos" w:hAnsi="Aptos"/>
+                <w:sz w:val="18"/>
+                <w:szCs w:val="18"/>
+              </w:rPr>
               <w:fldChar w:fldCharType="end"/>
             </w:r>
           </w:p>
         </w:tc>
         <w:tc>
           <w:tcPr>
-            <w:tcW w:w="2330" w:type="dxa"/>
+            <w:tcW w:w="2259" w:type="dxa"/>
             <w:gridSpan w:val="5"/>
             <w:tcBorders>
               <w:left w:val="nil"/>
               <w:bottom w:val="nil"/>
             </w:tcBorders>
-            <w:shd w:val="clear" w:color="auto" w:fill="auto"/>
-          </w:tcPr>
-          <w:p>
-            <w:pPr>
-              <w:rPr>
-                <w:sz w:val="20"/>
-                <w:szCs w:val="20"/>
-              </w:rPr>
-            </w:pPr>
-            <w:r>
-              <w:rPr>
+          </w:tcPr>
+          <w:p>
+            <w:pPr>
+              <w:rPr>
+                <w:rFonts w:ascii="Aptos" w:hAnsi="Aptos"/>
+                <w:sz w:val="20"/>
+                <w:szCs w:val="20"/>
+              </w:rPr>
+            </w:pPr>
+            <w:r>
+              <w:rPr>
+                <w:rFonts w:ascii="Aptos" w:hAnsi="Aptos"/>
                 <w:sz w:val="20"/>
                 <w:szCs w:val="20"/>
               </w:rPr>
@@ -442,23 +457,24 @@
         </w:tc>
         <w:tc>
           <w:tcPr>
-            <w:tcW w:w="644" w:type="dxa"/>
+            <w:tcW w:w="640" w:type="dxa"/>
             <w:gridSpan w:val="2"/>
             <w:tcBorders>
               <w:bottom w:val="nil"/>
               <w:right w:val="nil"/>
             </w:tcBorders>
-            <w:shd w:val="clear" w:color="auto" w:fill="auto"/>
-          </w:tcPr>
-          <w:p>
-            <w:pPr>
-              <w:rPr>
+          </w:tcPr>
+          <w:p>
+            <w:pPr>
+              <w:rPr>
+                <w:rFonts w:ascii="Aptos" w:hAnsi="Aptos"/>
                 <w:sz w:val="18"/>
                 <w:szCs w:val="18"/>
               </w:rPr>
             </w:pPr>
             <w:r>
               <w:rPr>
+                <w:rFonts w:ascii="Aptos" w:hAnsi="Aptos"/>
                 <w:sz w:val="18"/>
                 <w:szCs w:val="18"/>
               </w:rPr>
@@ -477,6 +493,7 @@
             </w:r>
             <w:r>
               <w:rPr>
+                <w:rFonts w:ascii="Aptos" w:hAnsi="Aptos"/>
                 <w:sz w:val="18"/>
                 <w:szCs w:val="18"/>
               </w:rPr>
@@ -484,12 +501,14 @@
             </w:r>
             <w:r>
               <w:rPr>
+                <w:rFonts w:ascii="Aptos" w:hAnsi="Aptos"/>
                 <w:sz w:val="18"/>
                 <w:szCs w:val="18"/>
               </w:rPr>
             </w:r>
             <w:r>
               <w:rPr>
+                <w:rFonts w:ascii="Aptos" w:hAnsi="Aptos"/>
                 <w:sz w:val="18"/>
                 <w:szCs w:val="18"/>
               </w:rPr>
@@ -497,6 +516,7 @@
             </w:r>
             <w:r>
               <w:rPr>
+                <w:rFonts w:ascii="Aptos" w:hAnsi="Aptos"/>
                 <w:sz w:val="18"/>
                 <w:szCs w:val="18"/>
               </w:rPr>
@@ -506,23 +526,24 @@
         </w:tc>
         <w:tc>
           <w:tcPr>
-            <w:tcW w:w="2896" w:type="dxa"/>
+            <w:tcW w:w="2811" w:type="dxa"/>
             <w:gridSpan w:val="6"/>
             <w:tcBorders>
               <w:left w:val="nil"/>
               <w:bottom w:val="nil"/>
             </w:tcBorders>
-            <w:shd w:val="clear" w:color="auto" w:fill="auto"/>
-          </w:tcPr>
-          <w:p>
-            <w:pPr>
-              <w:rPr>
-                <w:sz w:val="20"/>
-                <w:szCs w:val="20"/>
-              </w:rPr>
-            </w:pPr>
-            <w:r>
-              <w:rPr>
+          </w:tcPr>
+          <w:p>
+            <w:pPr>
+              <w:rPr>
+                <w:rFonts w:ascii="Aptos" w:hAnsi="Aptos"/>
+                <w:sz w:val="20"/>
+                <w:szCs w:val="20"/>
+              </w:rPr>
+            </w:pPr>
+            <w:r>
+              <w:rPr>
+                <w:rFonts w:ascii="Aptos" w:hAnsi="Aptos"/>
                 <w:sz w:val="20"/>
                 <w:szCs w:val="20"/>
               </w:rPr>
@@ -532,22 +553,23 @@
         </w:tc>
         <w:tc>
           <w:tcPr>
-            <w:tcW w:w="659" w:type="dxa"/>
+            <w:tcW w:w="645" w:type="dxa"/>
             <w:tcBorders>
               <w:bottom w:val="nil"/>
               <w:right w:val="nil"/>
             </w:tcBorders>
-            <w:shd w:val="clear" w:color="auto" w:fill="auto"/>
-          </w:tcPr>
-          <w:p>
-            <w:pPr>
-              <w:rPr>
+          </w:tcPr>
+          <w:p>
+            <w:pPr>
+              <w:rPr>
+                <w:rFonts w:ascii="Aptos" w:hAnsi="Aptos"/>
                 <w:sz w:val="18"/>
                 <w:szCs w:val="18"/>
               </w:rPr>
             </w:pPr>
             <w:r>
               <w:rPr>
+                <w:rFonts w:ascii="Aptos" w:hAnsi="Aptos"/>
                 <w:sz w:val="18"/>
                 <w:szCs w:val="18"/>
               </w:rPr>
@@ -565,6 +587,7 @@
             </w:r>
             <w:r>
               <w:rPr>
+                <w:rFonts w:ascii="Aptos" w:hAnsi="Aptos"/>
                 <w:sz w:val="18"/>
                 <w:szCs w:val="18"/>
               </w:rPr>
@@ -572,12 +595,14 @@
             </w:r>
             <w:r>
               <w:rPr>
+                <w:rFonts w:ascii="Aptos" w:hAnsi="Aptos"/>
                 <w:sz w:val="18"/>
                 <w:szCs w:val="18"/>
               </w:rPr>
             </w:r>
             <w:r>
               <w:rPr>
+                <w:rFonts w:ascii="Aptos" w:hAnsi="Aptos"/>
                 <w:sz w:val="18"/>
                 <w:szCs w:val="18"/>
               </w:rPr>
@@ -585,6 +610,7 @@
             </w:r>
             <w:r>
               <w:rPr>
+                <w:rFonts w:ascii="Aptos" w:hAnsi="Aptos"/>
                 <w:sz w:val="18"/>
                 <w:szCs w:val="18"/>
               </w:rPr>
@@ -594,23 +620,24 @@
         </w:tc>
         <w:tc>
           <w:tcPr>
-            <w:tcW w:w="2660" w:type="dxa"/>
+            <w:tcW w:w="2609" w:type="dxa"/>
             <w:gridSpan w:val="4"/>
             <w:tcBorders>
               <w:left w:val="nil"/>
               <w:bottom w:val="nil"/>
             </w:tcBorders>
-            <w:shd w:val="clear" w:color="auto" w:fill="auto"/>
-          </w:tcPr>
-          <w:p>
-            <w:pPr>
-              <w:rPr>
-                <w:sz w:val="20"/>
-                <w:szCs w:val="20"/>
-              </w:rPr>
-            </w:pPr>
-            <w:r>
-              <w:rPr>
+          </w:tcPr>
+          <w:p>
+            <w:pPr>
+              <w:rPr>
+                <w:rFonts w:ascii="Aptos" w:hAnsi="Aptos"/>
+                <w:sz w:val="20"/>
+                <w:szCs w:val="20"/>
+              </w:rPr>
+            </w:pPr>
+            <w:r>
+              <w:rPr>
+                <w:rFonts w:ascii="Aptos" w:hAnsi="Aptos"/>
                 <w:sz w:val="20"/>
                 <w:szCs w:val="20"/>
               </w:rPr>
@@ -635,17 +662,18 @@
               <w:bottom w:val="nil"/>
               <w:right w:val="nil"/>
             </w:tcBorders>
-            <w:shd w:val="clear" w:color="auto" w:fill="auto"/>
-          </w:tcPr>
-          <w:p>
-            <w:pPr>
-              <w:rPr>
-                <w:sz w:val="20"/>
-                <w:szCs w:val="20"/>
-              </w:rPr>
-            </w:pPr>
-            <w:r>
-              <w:rPr>
+          </w:tcPr>
+          <w:p>
+            <w:pPr>
+              <w:rPr>
+                <w:rFonts w:ascii="Aptos" w:hAnsi="Aptos"/>
+                <w:sz w:val="20"/>
+                <w:szCs w:val="20"/>
+              </w:rPr>
+            </w:pPr>
+            <w:r>
+              <w:rPr>
+                <w:rFonts w:ascii="Aptos" w:hAnsi="Aptos"/>
                 <w:sz w:val="18"/>
                 <w:szCs w:val="18"/>
               </w:rPr>
@@ -664,6 +692,7 @@
             </w:r>
             <w:r>
               <w:rPr>
+                <w:rFonts w:ascii="Aptos" w:hAnsi="Aptos"/>
                 <w:sz w:val="18"/>
                 <w:szCs w:val="18"/>
               </w:rPr>
@@ -671,12 +700,14 @@
             </w:r>
             <w:r>
               <w:rPr>
+                <w:rFonts w:ascii="Aptos" w:hAnsi="Aptos"/>
                 <w:sz w:val="18"/>
                 <w:szCs w:val="18"/>
               </w:rPr>
             </w:r>
             <w:r>
               <w:rPr>
+                <w:rFonts w:ascii="Aptos" w:hAnsi="Aptos"/>
                 <w:sz w:val="18"/>
                 <w:szCs w:val="18"/>
               </w:rPr>
@@ -684,6 +715,7 @@
             </w:r>
             <w:r>
               <w:rPr>
+                <w:rFonts w:ascii="Aptos" w:hAnsi="Aptos"/>
                 <w:sz w:val="18"/>
                 <w:szCs w:val="18"/>
               </w:rPr>
@@ -693,24 +725,25 @@
         </w:tc>
         <w:tc>
           <w:tcPr>
-            <w:tcW w:w="2330" w:type="dxa"/>
+            <w:tcW w:w="2259" w:type="dxa"/>
             <w:gridSpan w:val="5"/>
             <w:tcBorders>
               <w:top w:val="nil"/>
               <w:left w:val="nil"/>
               <w:bottom w:val="nil"/>
             </w:tcBorders>
-            <w:shd w:val="clear" w:color="auto" w:fill="auto"/>
-          </w:tcPr>
-          <w:p>
-            <w:pPr>
-              <w:rPr>
-                <w:sz w:val="20"/>
-                <w:szCs w:val="20"/>
-              </w:rPr>
-            </w:pPr>
-            <w:r>
-              <w:rPr>
+          </w:tcPr>
+          <w:p>
+            <w:pPr>
+              <w:rPr>
+                <w:rFonts w:ascii="Aptos" w:hAnsi="Aptos"/>
+                <w:sz w:val="20"/>
+                <w:szCs w:val="20"/>
+              </w:rPr>
+            </w:pPr>
+            <w:r>
+              <w:rPr>
+                <w:rFonts w:ascii="Aptos" w:hAnsi="Aptos"/>
                 <w:sz w:val="20"/>
                 <w:szCs w:val="20"/>
               </w:rPr>
@@ -720,24 +753,25 @@
         </w:tc>
         <w:tc>
           <w:tcPr>
-            <w:tcW w:w="644" w:type="dxa"/>
+            <w:tcW w:w="640" w:type="dxa"/>
             <w:gridSpan w:val="2"/>
             <w:tcBorders>
               <w:top w:val="nil"/>
               <w:bottom w:val="nil"/>
               <w:right w:val="nil"/>
             </w:tcBorders>
-            <w:shd w:val="clear" w:color="auto" w:fill="auto"/>
-          </w:tcPr>
-          <w:p>
-            <w:pPr>
-              <w:rPr>
-                <w:sz w:val="20"/>
-                <w:szCs w:val="20"/>
-              </w:rPr>
-            </w:pPr>
-            <w:r>
-              <w:rPr>
+          </w:tcPr>
+          <w:p>
+            <w:pPr>
+              <w:rPr>
+                <w:rFonts w:ascii="Aptos" w:hAnsi="Aptos"/>
+                <w:sz w:val="20"/>
+                <w:szCs w:val="20"/>
+              </w:rPr>
+            </w:pPr>
+            <w:r>
+              <w:rPr>
+                <w:rFonts w:ascii="Aptos" w:hAnsi="Aptos"/>
                 <w:sz w:val="18"/>
                 <w:szCs w:val="18"/>
               </w:rPr>
@@ -755,6 +789,7 @@
             </w:r>
             <w:r>
               <w:rPr>
+                <w:rFonts w:ascii="Aptos" w:hAnsi="Aptos"/>
                 <w:sz w:val="18"/>
                 <w:szCs w:val="18"/>
               </w:rPr>
@@ -762,12 +797,14 @@
             </w:r>
             <w:r>
               <w:rPr>
+                <w:rFonts w:ascii="Aptos" w:hAnsi="Aptos"/>
                 <w:sz w:val="18"/>
                 <w:szCs w:val="18"/>
               </w:rPr>
             </w:r>
             <w:r>
               <w:rPr>
+                <w:rFonts w:ascii="Aptos" w:hAnsi="Aptos"/>
                 <w:sz w:val="18"/>
                 <w:szCs w:val="18"/>
               </w:rPr>
@@ -775,6 +812,7 @@
             </w:r>
             <w:r>
               <w:rPr>
+                <w:rFonts w:ascii="Aptos" w:hAnsi="Aptos"/>
                 <w:sz w:val="18"/>
                 <w:szCs w:val="18"/>
               </w:rPr>
@@ -784,24 +822,25 @@
         </w:tc>
         <w:tc>
           <w:tcPr>
-            <w:tcW w:w="2896" w:type="dxa"/>
+            <w:tcW w:w="2811" w:type="dxa"/>
             <w:gridSpan w:val="6"/>
             <w:tcBorders>
               <w:top w:val="nil"/>
               <w:left w:val="nil"/>
               <w:bottom w:val="nil"/>
             </w:tcBorders>
-            <w:shd w:val="clear" w:color="auto" w:fill="auto"/>
-          </w:tcPr>
-          <w:p>
-            <w:pPr>
-              <w:rPr>
-                <w:sz w:val="20"/>
-                <w:szCs w:val="20"/>
-              </w:rPr>
-            </w:pPr>
-            <w:r>
-              <w:rPr>
+          </w:tcPr>
+          <w:p>
+            <w:pPr>
+              <w:rPr>
+                <w:rFonts w:ascii="Aptos" w:hAnsi="Aptos"/>
+                <w:sz w:val="20"/>
+                <w:szCs w:val="20"/>
+              </w:rPr>
+            </w:pPr>
+            <w:r>
+              <w:rPr>
+                <w:rFonts w:ascii="Aptos" w:hAnsi="Aptos"/>
                 <w:sz w:val="20"/>
                 <w:szCs w:val="20"/>
               </w:rPr>
@@ -811,23 +850,24 @@
         </w:tc>
         <w:tc>
           <w:tcPr>
-            <w:tcW w:w="659" w:type="dxa"/>
+            <w:tcW w:w="645" w:type="dxa"/>
             <w:tcBorders>
               <w:top w:val="nil"/>
               <w:bottom w:val="nil"/>
               <w:right w:val="nil"/>
             </w:tcBorders>
-            <w:shd w:val="clear" w:color="auto" w:fill="auto"/>
-          </w:tcPr>
-          <w:p>
-            <w:pPr>
-              <w:rPr>
-                <w:sz w:val="20"/>
-                <w:szCs w:val="20"/>
-              </w:rPr>
-            </w:pPr>
-            <w:r>
-              <w:rPr>
+          </w:tcPr>
+          <w:p>
+            <w:pPr>
+              <w:rPr>
+                <w:rFonts w:ascii="Aptos" w:hAnsi="Aptos"/>
+                <w:sz w:val="20"/>
+                <w:szCs w:val="20"/>
+              </w:rPr>
+            </w:pPr>
+            <w:r>
+              <w:rPr>
+                <w:rFonts w:ascii="Aptos" w:hAnsi="Aptos"/>
                 <w:sz w:val="18"/>
                 <w:szCs w:val="18"/>
               </w:rPr>
@@ -845,6 +885,7 @@
             </w:r>
             <w:r>
               <w:rPr>
+                <w:rFonts w:ascii="Aptos" w:hAnsi="Aptos"/>
                 <w:sz w:val="18"/>
                 <w:szCs w:val="18"/>
               </w:rPr>
@@ -852,12 +893,14 @@
             </w:r>
             <w:r>
               <w:rPr>
+                <w:rFonts w:ascii="Aptos" w:hAnsi="Aptos"/>
                 <w:sz w:val="18"/>
                 <w:szCs w:val="18"/>
               </w:rPr>
             </w:r>
             <w:r>
               <w:rPr>
+                <w:rFonts w:ascii="Aptos" w:hAnsi="Aptos"/>
                 <w:sz w:val="18"/>
                 <w:szCs w:val="18"/>
               </w:rPr>
@@ -865,6 +908,7 @@
             </w:r>
             <w:r>
               <w:rPr>
+                <w:rFonts w:ascii="Aptos" w:hAnsi="Aptos"/>
                 <w:sz w:val="18"/>
                 <w:szCs w:val="18"/>
               </w:rPr>
@@ -874,24 +918,25 @@
         </w:tc>
         <w:tc>
           <w:tcPr>
-            <w:tcW w:w="2660" w:type="dxa"/>
+            <w:tcW w:w="2609" w:type="dxa"/>
             <w:gridSpan w:val="4"/>
             <w:tcBorders>
               <w:top w:val="nil"/>
               <w:left w:val="nil"/>
               <w:bottom w:val="nil"/>
             </w:tcBorders>
-            <w:shd w:val="clear" w:color="auto" w:fill="auto"/>
-          </w:tcPr>
-          <w:p>
-            <w:pPr>
-              <w:rPr>
-                <w:sz w:val="20"/>
-                <w:szCs w:val="20"/>
-              </w:rPr>
-            </w:pPr>
-            <w:r>
-              <w:rPr>
+          </w:tcPr>
+          <w:p>
+            <w:pPr>
+              <w:rPr>
+                <w:rFonts w:ascii="Aptos" w:hAnsi="Aptos"/>
+                <w:sz w:val="20"/>
+                <w:szCs w:val="20"/>
+              </w:rPr>
+            </w:pPr>
+            <w:r>
+              <w:rPr>
+                <w:rFonts w:ascii="Aptos" w:hAnsi="Aptos"/>
                 <w:sz w:val="20"/>
                 <w:szCs w:val="20"/>
               </w:rPr>
@@ -912,17 +957,18 @@
               <w:top w:val="nil"/>
               <w:right w:val="nil"/>
             </w:tcBorders>
-            <w:shd w:val="clear" w:color="auto" w:fill="auto"/>
-          </w:tcPr>
-          <w:p>
-            <w:pPr>
-              <w:rPr>
-                <w:sz w:val="20"/>
-                <w:szCs w:val="20"/>
-              </w:rPr>
-            </w:pPr>
-            <w:r>
-              <w:rPr>
+          </w:tcPr>
+          <w:p>
+            <w:pPr>
+              <w:rPr>
+                <w:rFonts w:ascii="Aptos" w:hAnsi="Aptos"/>
+                <w:sz w:val="20"/>
+                <w:szCs w:val="20"/>
+              </w:rPr>
+            </w:pPr>
+            <w:r>
+              <w:rPr>
+                <w:rFonts w:ascii="Aptos" w:hAnsi="Aptos"/>
                 <w:sz w:val="18"/>
                 <w:szCs w:val="18"/>
               </w:rPr>
@@ -940,6 +986,7 @@
             </w:r>
             <w:r>
               <w:rPr>
+                <w:rFonts w:ascii="Aptos" w:hAnsi="Aptos"/>
                 <w:sz w:val="18"/>
                 <w:szCs w:val="18"/>
               </w:rPr>
@@ -947,12 +994,14 @@
             </w:r>
             <w:r>
               <w:rPr>
+                <w:rFonts w:ascii="Aptos" w:hAnsi="Aptos"/>
                 <w:sz w:val="18"/>
                 <w:szCs w:val="18"/>
               </w:rPr>
             </w:r>
             <w:r>
               <w:rPr>
+                <w:rFonts w:ascii="Aptos" w:hAnsi="Aptos"/>
                 <w:sz w:val="18"/>
                 <w:szCs w:val="18"/>
               </w:rPr>
@@ -960,6 +1009,7 @@
             </w:r>
             <w:r>
               <w:rPr>
+                <w:rFonts w:ascii="Aptos" w:hAnsi="Aptos"/>
                 <w:sz w:val="18"/>
                 <w:szCs w:val="18"/>
               </w:rPr>
@@ -969,23 +1019,24 @@
         </w:tc>
         <w:tc>
           <w:tcPr>
-            <w:tcW w:w="2330" w:type="dxa"/>
+            <w:tcW w:w="2259" w:type="dxa"/>
             <w:gridSpan w:val="5"/>
             <w:tcBorders>
               <w:top w:val="nil"/>
               <w:left w:val="nil"/>
             </w:tcBorders>
-            <w:shd w:val="clear" w:color="auto" w:fill="auto"/>
-          </w:tcPr>
-          <w:p>
-            <w:pPr>
-              <w:rPr>
-                <w:sz w:val="20"/>
-                <w:szCs w:val="20"/>
-              </w:rPr>
-            </w:pPr>
-            <w:r>
-              <w:rPr>
+          </w:tcPr>
+          <w:p>
+            <w:pPr>
+              <w:rPr>
+                <w:rFonts w:ascii="Aptos" w:hAnsi="Aptos"/>
+                <w:sz w:val="20"/>
+                <w:szCs w:val="20"/>
+              </w:rPr>
+            </w:pPr>
+            <w:r>
+              <w:rPr>
+                <w:rFonts w:ascii="Aptos" w:hAnsi="Aptos"/>
                 <w:sz w:val="20"/>
                 <w:szCs w:val="20"/>
               </w:rPr>
@@ -995,23 +1046,24 @@
         </w:tc>
         <w:tc>
           <w:tcPr>
-            <w:tcW w:w="644" w:type="dxa"/>
+            <w:tcW w:w="640" w:type="dxa"/>
             <w:gridSpan w:val="2"/>
             <w:tcBorders>
               <w:top w:val="nil"/>
               <w:right w:val="nil"/>
             </w:tcBorders>
-            <w:shd w:val="clear" w:color="auto" w:fill="auto"/>
-          </w:tcPr>
-          <w:p>
-            <w:pPr>
-              <w:rPr>
-                <w:sz w:val="20"/>
-                <w:szCs w:val="20"/>
-              </w:rPr>
-            </w:pPr>
-            <w:r>
-              <w:rPr>
+          </w:tcPr>
+          <w:p>
+            <w:pPr>
+              <w:rPr>
+                <w:rFonts w:ascii="Aptos" w:hAnsi="Aptos"/>
+                <w:sz w:val="20"/>
+                <w:szCs w:val="20"/>
+              </w:rPr>
+            </w:pPr>
+            <w:r>
+              <w:rPr>
+                <w:rFonts w:ascii="Aptos" w:hAnsi="Aptos"/>
                 <w:sz w:val="18"/>
                 <w:szCs w:val="18"/>
               </w:rPr>
@@ -1029,6 +1081,7 @@
             </w:r>
             <w:r>
               <w:rPr>
+                <w:rFonts w:ascii="Aptos" w:hAnsi="Aptos"/>
                 <w:sz w:val="18"/>
                 <w:szCs w:val="18"/>
               </w:rPr>
@@ -1036,12 +1089,14 @@
             </w:r>
             <w:r>
               <w:rPr>
+                <w:rFonts w:ascii="Aptos" w:hAnsi="Aptos"/>
                 <w:sz w:val="18"/>
                 <w:szCs w:val="18"/>
               </w:rPr>
             </w:r>
             <w:r>
               <w:rPr>
+                <w:rFonts w:ascii="Aptos" w:hAnsi="Aptos"/>
                 <w:sz w:val="18"/>
                 <w:szCs w:val="18"/>
               </w:rPr>
@@ -1049,6 +1104,7 @@
             </w:r>
             <w:r>
               <w:rPr>
+                <w:rFonts w:ascii="Aptos" w:hAnsi="Aptos"/>
                 <w:sz w:val="18"/>
                 <w:szCs w:val="18"/>
               </w:rPr>
@@ -1058,23 +1114,24 @@
         </w:tc>
         <w:tc>
           <w:tcPr>
-            <w:tcW w:w="2896" w:type="dxa"/>
+            <w:tcW w:w="2811" w:type="dxa"/>
             <w:gridSpan w:val="6"/>
             <w:tcBorders>
               <w:top w:val="nil"/>
               <w:left w:val="nil"/>
             </w:tcBorders>
-            <w:shd w:val="clear" w:color="auto" w:fill="auto"/>
-          </w:tcPr>
-          <w:p>
-            <w:pPr>
-              <w:rPr>
-                <w:sz w:val="20"/>
-                <w:szCs w:val="20"/>
-              </w:rPr>
-            </w:pPr>
-            <w:r>
-              <w:rPr>
+          </w:tcPr>
+          <w:p>
+            <w:pPr>
+              <w:rPr>
+                <w:rFonts w:ascii="Aptos" w:hAnsi="Aptos"/>
+                <w:sz w:val="20"/>
+                <w:szCs w:val="20"/>
+              </w:rPr>
+            </w:pPr>
+            <w:r>
+              <w:rPr>
+                <w:rFonts w:ascii="Aptos" w:hAnsi="Aptos"/>
                 <w:sz w:val="20"/>
                 <w:szCs w:val="20"/>
               </w:rPr>
@@ -1084,22 +1141,23 @@
         </w:tc>
         <w:tc>
           <w:tcPr>
-            <w:tcW w:w="659" w:type="dxa"/>
+            <w:tcW w:w="645" w:type="dxa"/>
             <w:tcBorders>
               <w:top w:val="nil"/>
               <w:right w:val="nil"/>
             </w:tcBorders>
-            <w:shd w:val="clear" w:color="auto" w:fill="auto"/>
-          </w:tcPr>
-          <w:p>
-            <w:pPr>
-              <w:rPr>
-                <w:sz w:val="20"/>
-                <w:szCs w:val="20"/>
-              </w:rPr>
-            </w:pPr>
-            <w:r>
-              <w:rPr>
+          </w:tcPr>
+          <w:p>
+            <w:pPr>
+              <w:rPr>
+                <w:rFonts w:ascii="Aptos" w:hAnsi="Aptos"/>
+                <w:sz w:val="20"/>
+                <w:szCs w:val="20"/>
+              </w:rPr>
+            </w:pPr>
+            <w:r>
+              <w:rPr>
+                <w:rFonts w:ascii="Aptos" w:hAnsi="Aptos"/>
                 <w:sz w:val="18"/>
                 <w:szCs w:val="18"/>
               </w:rPr>
@@ -1117,6 +1175,7 @@
             </w:r>
             <w:r>
               <w:rPr>
+                <w:rFonts w:ascii="Aptos" w:hAnsi="Aptos"/>
                 <w:sz w:val="18"/>
                 <w:szCs w:val="18"/>
               </w:rPr>
@@ -1124,12 +1183,14 @@
             </w:r>
             <w:r>
               <w:rPr>
+                <w:rFonts w:ascii="Aptos" w:hAnsi="Aptos"/>
                 <w:sz w:val="18"/>
                 <w:szCs w:val="18"/>
               </w:rPr>
             </w:r>
             <w:r>
               <w:rPr>
+                <w:rFonts w:ascii="Aptos" w:hAnsi="Aptos"/>
                 <w:sz w:val="18"/>
                 <w:szCs w:val="18"/>
               </w:rPr>
@@ -1137,6 +1198,7 @@
             </w:r>
             <w:r>
               <w:rPr>
+                <w:rFonts w:ascii="Aptos" w:hAnsi="Aptos"/>
                 <w:sz w:val="18"/>
                 <w:szCs w:val="18"/>
               </w:rPr>
@@ -1146,23 +1208,24 @@
         </w:tc>
         <w:tc>
           <w:tcPr>
-            <w:tcW w:w="2660" w:type="dxa"/>
+            <w:tcW w:w="2609" w:type="dxa"/>
             <w:gridSpan w:val="4"/>
             <w:tcBorders>
               <w:top w:val="nil"/>
               <w:left w:val="nil"/>
             </w:tcBorders>
-            <w:shd w:val="clear" w:color="auto" w:fill="auto"/>
-          </w:tcPr>
-          <w:p>
-            <w:pPr>
-              <w:rPr>
-                <w:sz w:val="20"/>
-                <w:szCs w:val="20"/>
-              </w:rPr>
-            </w:pPr>
-            <w:r>
-              <w:rPr>
+          </w:tcPr>
+          <w:p>
+            <w:pPr>
+              <w:rPr>
+                <w:rFonts w:ascii="Aptos" w:hAnsi="Aptos"/>
+                <w:sz w:val="20"/>
+                <w:szCs w:val="20"/>
+              </w:rPr>
+            </w:pPr>
+            <w:r>
+              <w:rPr>
+                <w:rFonts w:ascii="Aptos" w:hAnsi="Aptos"/>
                 <w:sz w:val="20"/>
                 <w:szCs w:val="20"/>
               </w:rPr>
@@ -1180,13 +1243,13 @@
         </w:trPr>
         <w:tc>
           <w:tcPr>
-            <w:tcW w:w="9853" w:type="dxa"/>
+            <w:tcW w:w="9628" w:type="dxa"/>
             <w:gridSpan w:val="20"/>
-            <w:shd w:val="clear" w:color="auto" w:fill="auto"/>
-          </w:tcPr>
-          <w:p>
-            <w:pPr>
-              <w:rPr>
+          </w:tcPr>
+          <w:p>
+            <w:pPr>
+              <w:rPr>
+                <w:rFonts w:ascii="Aptos" w:hAnsi="Aptos"/>
                 <w:sz w:val="10"/>
                 <w:szCs w:val="10"/>
               </w:rPr>
@@ -1203,49 +1266,27 @@
         </w:trPr>
         <w:tc>
           <w:tcPr>
-            <w:tcW w:w="6534" w:type="dxa"/>
-            <w:gridSpan w:val="15"/>
+            <w:tcW w:w="9628" w:type="dxa"/>
+            <w:gridSpan w:val="20"/>
             <w:vAlign w:val="center"/>
           </w:tcPr>
           <w:p>
             <w:pPr>
               <w:rPr>
-                <w:b/>
-                <w:sz w:val="20"/>
-                <w:szCs w:val="20"/>
-              </w:rPr>
-            </w:pPr>
-            <w:r>
-              <w:rPr>
+                <w:rFonts w:ascii="Aptos" w:hAnsi="Aptos"/>
+                <w:b/>
+                <w:sz w:val="20"/>
+                <w:szCs w:val="20"/>
+              </w:rPr>
+            </w:pPr>
+            <w:r>
+              <w:rPr>
+                <w:rFonts w:ascii="Aptos" w:hAnsi="Aptos"/>
                 <w:b/>
                 <w:sz w:val="20"/>
                 <w:szCs w:val="20"/>
               </w:rPr>
               <w:t>Componente</w:t>
-            </w:r>
-          </w:p>
-        </w:tc>
-        <w:tc>
-          <w:tcPr>
-            <w:tcW w:w="3319" w:type="dxa"/>
-            <w:gridSpan w:val="5"/>
-            <w:vAlign w:val="center"/>
-          </w:tcPr>
-          <w:p>
-            <w:pPr>
-              <w:rPr>
-                <w:b/>
-                <w:sz w:val="20"/>
-                <w:szCs w:val="20"/>
-              </w:rPr>
-            </w:pPr>
-            <w:r>
-              <w:rPr>
-                <w:b/>
-                <w:sz w:val="20"/>
-                <w:szCs w:val="20"/>
-              </w:rPr>
-              <w:t xml:space="preserve">TLV – IBE </w:t>
             </w:r>
           </w:p>
         </w:tc>
@@ -1259,126 +1300,26 @@
         </w:trPr>
         <w:tc>
           <w:tcPr>
-            <w:tcW w:w="6534" w:type="dxa"/>
-            <w:gridSpan w:val="15"/>
+            <w:tcW w:w="9628" w:type="dxa"/>
+            <w:gridSpan w:val="20"/>
             <w:vAlign w:val="center"/>
           </w:tcPr>
           <w:p>
             <w:pPr>
               <w:rPr>
-                <w:sz w:val="16"/>
-                <w:szCs w:val="16"/>
-              </w:rPr>
-            </w:pPr>
-            <w:r>
-              <w:rPr>
-                <w:sz w:val="16"/>
-                <w:szCs w:val="16"/>
-              </w:rPr>
-              <w:fldChar w:fldCharType="begin">
-                <w:ffData>
-                  <w:name w:val="Controllo1"/>
-                  <w:enabled/>
-                  <w:calcOnExit w:val="0"/>
-                  <w:checkBox>
-                    <w:sizeAuto/>
-                    <w:default w:val="0"/>
-                    <w:checked/>
-                  </w:checkBox>
-                </w:ffData>
-              </w:fldChar>
-            </w:r>
-            <w:r>
-              <w:rPr>
-                <w:sz w:val="16"/>
-                <w:szCs w:val="16"/>
-              </w:rPr>
-              <w:instrText xml:space="preserve"> FORMCHECKBOX </w:instrText>
-            </w:r>
-            <w:r>
-              <w:rPr>
-                <w:sz w:val="16"/>
-                <w:szCs w:val="16"/>
-              </w:rPr>
-            </w:r>
-            <w:r>
-              <w:rPr>
-                <w:sz w:val="16"/>
-                <w:szCs w:val="16"/>
-              </w:rPr>
-              <w:fldChar w:fldCharType="separate"/>
-            </w:r>
-            <w:r>
-              <w:rPr>
-                <w:sz w:val="16"/>
-                <w:szCs w:val="16"/>
-              </w:rPr>
-              <w:fldChar w:fldCharType="end"/>
-            </w:r>
-            <w:r>
-              <w:rPr>
-                <w:sz w:val="16"/>
-                <w:szCs w:val="16"/>
-              </w:rPr>
-              <w:t xml:space="preserve"> </w:t>
-            </w:r>
-            <w:r>
-              <w:rPr>
-                <w:sz w:val="16"/>
-                <w:szCs w:val="16"/>
-              </w:rPr>
-              <w:t>6,6'-di-terz-butil-2,2'-metilendi- p-cresolo</w:t>
-            </w:r>
-            <w:r>
-              <w:rPr>
-                <w:sz w:val="16"/>
-                <w:szCs w:val="16"/>
-              </w:rPr>
-              <w:t xml:space="preserve"> </w:t>
-            </w:r>
-            <w:r>
-              <w:rPr>
-                <w:sz w:val="16"/>
-                <w:szCs w:val="16"/>
-              </w:rPr>
-              <w:t>119-47-1</w:t>
-            </w:r>
-            <w:r>
-              <w:rPr>
-                <w:sz w:val="16"/>
-                <w:szCs w:val="16"/>
-              </w:rPr>
-              <w:t xml:space="preserve"> - </w:t>
-            </w:r>
-            <w:r>
-              <w:rPr>
-                <w:sz w:val="16"/>
-                <w:szCs w:val="16"/>
-              </w:rPr>
-              <w:t>204-327-1 01-2119496065-33</w:t>
-            </w:r>
-            <w:r>
-              <w:rPr>
-                <w:sz w:val="16"/>
-                <w:szCs w:val="16"/>
-              </w:rPr>
-              <w:t xml:space="preserve"> </w:t>
-            </w:r>
-          </w:p>
-        </w:tc>
-        <w:tc>
-          <w:tcPr>
-            <w:tcW w:w="3319" w:type="dxa"/>
-            <w:gridSpan w:val="5"/>
-            <w:vAlign w:val="center"/>
-          </w:tcPr>
-          <w:p>
-            <w:pPr>
-              <w:rPr>
-                <w:sz w:val="16"/>
-                <w:szCs w:val="16"/>
-              </w:rPr>
-            </w:pPr>
+                <w:rFonts w:ascii="Aptos" w:hAnsi="Aptos"/>
+                <w:sz w:val="16"/>
+                <w:szCs w:val="16"/>
+              </w:rPr>
+            </w:pPr>
+            <w:r>
+              <w:rPr>
+                <w:rFonts w:ascii="Aptos" w:hAnsi="Aptos"/>
+                <w:sz w:val="16"/>
+                <w:szCs w:val="16"/>
+              </w:rPr>
+              <w:t>Vedi SDS</w:t>
+            </w:r>
           </w:p>
         </w:tc>
       </w:tr>
@@ -1391,7 +1332,7 @@
         </w:trPr>
         <w:tc>
           <w:tcPr>
-            <w:tcW w:w="9853" w:type="dxa"/>
+            <w:tcW w:w="9628" w:type="dxa"/>
             <w:gridSpan w:val="20"/>
             <w:tcBorders>
               <w:bottom w:val="nil"/>
@@ -1400,6 +1341,7 @@
           <w:p>
             <w:pPr>
               <w:rPr>
+                <w:rFonts w:ascii="Aptos" w:hAnsi="Aptos"/>
                 <w:b/>
                 <w:sz w:val="10"/>
                 <w:szCs w:val="10"/>
@@ -1417,42 +1359,38 @@
         </w:trPr>
         <w:tc>
           <w:tcPr>
-            <w:tcW w:w="2378" w:type="dxa"/>
+            <w:tcW w:w="2319" w:type="dxa"/>
             <w:gridSpan w:val="5"/>
             <w:vAlign w:val="center"/>
           </w:tcPr>
           <w:p>
             <w:pPr>
               <w:rPr>
-                <w:sz w:val="20"/>
-                <w:szCs w:val="20"/>
-              </w:rPr>
-            </w:pPr>
-            <w:r>
-              <w:rPr>
-                <w:sz w:val="20"/>
-                <w:szCs w:val="20"/>
-              </w:rPr>
-              <w:t xml:space="preserve">Classificazione </w:t>
-            </w:r>
-            <w:r>
-              <w:rPr>
-                <w:sz w:val="20"/>
-                <w:szCs w:val="20"/>
-              </w:rPr>
-              <w:t>H</w:t>
-            </w:r>
-          </w:p>
-        </w:tc>
-        <w:tc>
-          <w:tcPr>
-            <w:tcW w:w="7475" w:type="dxa"/>
+                <w:rFonts w:ascii="Aptos" w:hAnsi="Aptos"/>
+                <w:sz w:val="20"/>
+                <w:szCs w:val="20"/>
+              </w:rPr>
+            </w:pPr>
+            <w:r>
+              <w:rPr>
+                <w:rFonts w:ascii="Aptos" w:hAnsi="Aptos"/>
+                <w:sz w:val="20"/>
+                <w:szCs w:val="20"/>
+              </w:rPr>
+              <w:t>Classificazione H</w:t>
+            </w:r>
+          </w:p>
+        </w:tc>
+        <w:tc>
+          <w:tcPr>
+            <w:tcW w:w="7309" w:type="dxa"/>
             <w:gridSpan w:val="15"/>
             <w:vAlign w:val="center"/>
           </w:tcPr>
           <w:p>
             <w:pPr>
               <w:rPr>
+                <w:rFonts w:ascii="Aptos" w:hAnsi="Aptos"/>
                 <w:b/>
                 <w:bCs/>
                 <w:sz w:val="20"/>
@@ -1461,6 +1399,7 @@
             </w:pPr>
             <w:r>
               <w:rPr>
+                <w:rFonts w:ascii="Aptos" w:hAnsi="Aptos"/>
                 <w:b/>
                 <w:bCs/>
                 <w:sz w:val="20"/>
@@ -1480,19 +1419,21 @@
         </w:trPr>
         <w:tc>
           <w:tcPr>
-            <w:tcW w:w="2378" w:type="dxa"/>
+            <w:tcW w:w="2319" w:type="dxa"/>
             <w:gridSpan w:val="5"/>
             <w:vAlign w:val="center"/>
           </w:tcPr>
           <w:p>
             <w:pPr>
               <w:rPr>
-                <w:sz w:val="20"/>
-                <w:szCs w:val="20"/>
-              </w:rPr>
-            </w:pPr>
-            <w:r>
-              <w:rPr>
+                <w:rFonts w:ascii="Aptos" w:hAnsi="Aptos"/>
+                <w:sz w:val="20"/>
+                <w:szCs w:val="20"/>
+              </w:rPr>
+            </w:pPr>
+            <w:r>
+              <w:rPr>
+                <w:rFonts w:ascii="Aptos" w:hAnsi="Aptos"/>
                 <w:sz w:val="20"/>
                 <w:szCs w:val="20"/>
               </w:rPr>
@@ -1502,19 +1443,21 @@
         </w:tc>
         <w:tc>
           <w:tcPr>
-            <w:tcW w:w="2519" w:type="dxa"/>
+            <w:tcW w:w="2478" w:type="dxa"/>
             <w:gridSpan w:val="7"/>
             <w:vAlign w:val="center"/>
           </w:tcPr>
           <w:p>
             <w:pPr>
               <w:rPr>
-                <w:sz w:val="20"/>
-                <w:szCs w:val="20"/>
-              </w:rPr>
-            </w:pPr>
-            <w:r>
-              <w:rPr>
+                <w:rFonts w:ascii="Aptos" w:hAnsi="Aptos"/>
+                <w:sz w:val="20"/>
+                <w:szCs w:val="20"/>
+              </w:rPr>
+            </w:pPr>
+            <w:r>
+              <w:rPr>
+                <w:rFonts w:ascii="Aptos" w:hAnsi="Aptos"/>
                 <w:sz w:val="20"/>
                 <w:szCs w:val="20"/>
               </w:rPr>
@@ -1524,48 +1467,38 @@
           <w:p>
             <w:pPr>
               <w:rPr>
-                <w:sz w:val="20"/>
-                <w:szCs w:val="20"/>
-              </w:rPr>
-            </w:pPr>
-            <w:r>
-              <w:rPr>
-                <w:sz w:val="16"/>
-                <w:szCs w:val="16"/>
-              </w:rPr>
-              <w:t>(Limitata al rifornimento mezzi</w:t>
-            </w:r>
-            <w:r>
-              <w:rPr>
-                <w:sz w:val="16"/>
-                <w:szCs w:val="16"/>
-              </w:rPr>
-              <w:t xml:space="preserve"> assimilabile a ciclo chiuso</w:t>
-            </w:r>
-            <w:r>
-              <w:rPr>
-                <w:sz w:val="16"/>
-                <w:szCs w:val="16"/>
-              </w:rPr>
-              <w:t>)</w:t>
-            </w:r>
-          </w:p>
-        </w:tc>
-        <w:tc>
-          <w:tcPr>
-            <w:tcW w:w="2484" w:type="dxa"/>
+                <w:rFonts w:ascii="Aptos" w:hAnsi="Aptos"/>
+                <w:sz w:val="20"/>
+                <w:szCs w:val="20"/>
+              </w:rPr>
+            </w:pPr>
+            <w:r>
+              <w:rPr>
+                <w:rFonts w:ascii="Aptos" w:hAnsi="Aptos"/>
+                <w:sz w:val="16"/>
+                <w:szCs w:val="16"/>
+              </w:rPr>
+              <w:t>(Limitata al rifornimento mezzi assimilabile a ciclo chiuso)</w:t>
+            </w:r>
+          </w:p>
+        </w:tc>
+        <w:tc>
+          <w:tcPr>
+            <w:tcW w:w="2398" w:type="dxa"/>
             <w:gridSpan w:val="5"/>
             <w:vAlign w:val="center"/>
           </w:tcPr>
           <w:p>
             <w:pPr>
               <w:rPr>
-                <w:sz w:val="20"/>
-                <w:szCs w:val="20"/>
-              </w:rPr>
-            </w:pPr>
-            <w:r>
-              <w:rPr>
+                <w:rFonts w:ascii="Aptos" w:hAnsi="Aptos"/>
+                <w:sz w:val="20"/>
+                <w:szCs w:val="20"/>
+              </w:rPr>
+            </w:pPr>
+            <w:r>
+              <w:rPr>
+                <w:rFonts w:ascii="Aptos" w:hAnsi="Aptos"/>
                 <w:sz w:val="20"/>
                 <w:szCs w:val="20"/>
               </w:rPr>
@@ -1575,30 +1508,25 @@
         </w:tc>
         <w:tc>
           <w:tcPr>
-            <w:tcW w:w="2472" w:type="dxa"/>
+            <w:tcW w:w="2433" w:type="dxa"/>
             <w:gridSpan w:val="3"/>
             <w:vAlign w:val="center"/>
           </w:tcPr>
           <w:p>
             <w:pPr>
               <w:rPr>
-                <w:sz w:val="20"/>
-                <w:szCs w:val="20"/>
-              </w:rPr>
-            </w:pPr>
-            <w:r>
-              <w:rPr>
-                <w:sz w:val="20"/>
-                <w:szCs w:val="20"/>
-              </w:rPr>
-              <w:t>10-25</w:t>
-            </w:r>
-            <w:r>
-              <w:rPr>
-                <w:sz w:val="20"/>
-                <w:szCs w:val="20"/>
-              </w:rPr>
-              <w:t xml:space="preserve"> % dell’orario di lavoro</w:t>
+                <w:rFonts w:ascii="Aptos" w:hAnsi="Aptos"/>
+                <w:sz w:val="20"/>
+                <w:szCs w:val="20"/>
+              </w:rPr>
+            </w:pPr>
+            <w:r>
+              <w:rPr>
+                <w:rFonts w:ascii="Aptos" w:hAnsi="Aptos"/>
+                <w:sz w:val="20"/>
+                <w:szCs w:val="20"/>
+              </w:rPr>
+              <w:t>10-25 % dell’orario di lavoro</w:t>
             </w:r>
           </w:p>
         </w:tc>
@@ -1612,7 +1540,7 @@
         </w:trPr>
         <w:tc>
           <w:tcPr>
-            <w:tcW w:w="2378" w:type="dxa"/>
+            <w:tcW w:w="2319" w:type="dxa"/>
             <w:gridSpan w:val="5"/>
             <w:tcBorders>
               <w:bottom w:val="single" w:sz="4" w:space="0" w:color="auto"/>
@@ -1622,12 +1550,14 @@
           <w:p>
             <w:pPr>
               <w:rPr>
-                <w:sz w:val="20"/>
-                <w:szCs w:val="20"/>
-              </w:rPr>
-            </w:pPr>
-            <w:r>
-              <w:rPr>
+                <w:rFonts w:ascii="Aptos" w:hAnsi="Aptos"/>
+                <w:sz w:val="20"/>
+                <w:szCs w:val="20"/>
+              </w:rPr>
+            </w:pPr>
+            <w:r>
+              <w:rPr>
+                <w:rFonts w:ascii="Aptos" w:hAnsi="Aptos"/>
                 <w:sz w:val="20"/>
                 <w:szCs w:val="20"/>
               </w:rPr>
@@ -1637,7 +1567,7 @@
         </w:tc>
         <w:tc>
           <w:tcPr>
-            <w:tcW w:w="3903" w:type="dxa"/>
+            <w:tcW w:w="3808" w:type="dxa"/>
             <w:gridSpan w:val="9"/>
             <w:tcBorders>
               <w:bottom w:val="single" w:sz="4" w:space="0" w:color="auto"/>
@@ -1650,12 +1580,14 @@
               <w:autoSpaceDN w:val="0"/>
               <w:adjustRightInd w:val="0"/>
               <w:rPr>
-                <w:sz w:val="16"/>
-                <w:szCs w:val="16"/>
-              </w:rPr>
-            </w:pPr>
-            <w:r>
-              <w:rPr>
+                <w:rFonts w:ascii="Aptos" w:hAnsi="Aptos"/>
+                <w:sz w:val="16"/>
+                <w:szCs w:val="16"/>
+              </w:rPr>
+            </w:pPr>
+            <w:r>
+              <w:rPr>
+                <w:rFonts w:ascii="Aptos" w:hAnsi="Aptos"/>
                 <w:sz w:val="16"/>
                 <w:szCs w:val="16"/>
               </w:rPr>
@@ -1673,6 +1605,7 @@
             </w:r>
             <w:r>
               <w:rPr>
+                <w:rFonts w:ascii="Aptos" w:hAnsi="Aptos"/>
                 <w:sz w:val="16"/>
                 <w:szCs w:val="16"/>
               </w:rPr>
@@ -1680,12 +1613,14 @@
             </w:r>
             <w:r>
               <w:rPr>
-                <w:sz w:val="16"/>
-                <w:szCs w:val="16"/>
-              </w:rPr>
-            </w:r>
-            <w:r>
-              <w:rPr>
+                <w:rFonts w:ascii="Aptos" w:hAnsi="Aptos"/>
+                <w:sz w:val="16"/>
+                <w:szCs w:val="16"/>
+              </w:rPr>
+            </w:r>
+            <w:r>
+              <w:rPr>
+                <w:rFonts w:ascii="Aptos" w:hAnsi="Aptos"/>
                 <w:sz w:val="16"/>
                 <w:szCs w:val="16"/>
               </w:rPr>
@@ -1693,6 +1628,7 @@
             </w:r>
             <w:r>
               <w:rPr>
+                <w:rFonts w:ascii="Aptos" w:hAnsi="Aptos"/>
                 <w:sz w:val="16"/>
                 <w:szCs w:val="16"/>
               </w:rPr>
@@ -1700,6 +1636,7 @@
             </w:r>
             <w:r>
               <w:rPr>
+                <w:rFonts w:ascii="Aptos" w:hAnsi="Aptos"/>
                 <w:sz w:val="16"/>
                 <w:szCs w:val="16"/>
               </w:rPr>
@@ -1712,12 +1649,14 @@
               <w:autoSpaceDN w:val="0"/>
               <w:adjustRightInd w:val="0"/>
               <w:rPr>
-                <w:sz w:val="16"/>
-                <w:szCs w:val="16"/>
-              </w:rPr>
-            </w:pPr>
-            <w:r>
-              <w:rPr>
+                <w:rFonts w:ascii="Aptos" w:hAnsi="Aptos"/>
+                <w:sz w:val="16"/>
+                <w:szCs w:val="16"/>
+              </w:rPr>
+            </w:pPr>
+            <w:r>
+              <w:rPr>
+                <w:rFonts w:ascii="Aptos" w:hAnsi="Aptos"/>
                 <w:sz w:val="16"/>
                 <w:szCs w:val="16"/>
               </w:rPr>
@@ -1735,6 +1674,7 @@
             </w:r>
             <w:r>
               <w:rPr>
+                <w:rFonts w:ascii="Aptos" w:hAnsi="Aptos"/>
                 <w:sz w:val="16"/>
                 <w:szCs w:val="16"/>
               </w:rPr>
@@ -1742,12 +1682,14 @@
             </w:r>
             <w:r>
               <w:rPr>
-                <w:sz w:val="16"/>
-                <w:szCs w:val="16"/>
-              </w:rPr>
-            </w:r>
-            <w:r>
-              <w:rPr>
+                <w:rFonts w:ascii="Aptos" w:hAnsi="Aptos"/>
+                <w:sz w:val="16"/>
+                <w:szCs w:val="16"/>
+              </w:rPr>
+            </w:r>
+            <w:r>
+              <w:rPr>
+                <w:rFonts w:ascii="Aptos" w:hAnsi="Aptos"/>
                 <w:sz w:val="16"/>
                 <w:szCs w:val="16"/>
               </w:rPr>
@@ -1755,6 +1697,7 @@
             </w:r>
             <w:r>
               <w:rPr>
+                <w:rFonts w:ascii="Aptos" w:hAnsi="Aptos"/>
                 <w:sz w:val="16"/>
                 <w:szCs w:val="16"/>
               </w:rPr>
@@ -1762,6 +1705,7 @@
             </w:r>
             <w:r>
               <w:rPr>
+                <w:rFonts w:ascii="Aptos" w:hAnsi="Aptos"/>
                 <w:sz w:val="16"/>
                 <w:szCs w:val="16"/>
               </w:rPr>
@@ -1771,7 +1715,7 @@
         </w:tc>
         <w:tc>
           <w:tcPr>
-            <w:tcW w:w="3572" w:type="dxa"/>
+            <w:tcW w:w="3501" w:type="dxa"/>
             <w:gridSpan w:val="6"/>
             <w:tcBorders>
               <w:bottom w:val="single" w:sz="4" w:space="0" w:color="auto"/>
@@ -1784,12 +1728,14 @@
               <w:autoSpaceDN w:val="0"/>
               <w:adjustRightInd w:val="0"/>
               <w:rPr>
-                <w:sz w:val="16"/>
-                <w:szCs w:val="16"/>
-              </w:rPr>
-            </w:pPr>
-            <w:r>
-              <w:rPr>
+                <w:rFonts w:ascii="Aptos" w:hAnsi="Aptos"/>
+                <w:sz w:val="16"/>
+                <w:szCs w:val="16"/>
+              </w:rPr>
+            </w:pPr>
+            <w:r>
+              <w:rPr>
+                <w:rFonts w:ascii="Aptos" w:hAnsi="Aptos"/>
                 <w:sz w:val="16"/>
                 <w:szCs w:val="16"/>
               </w:rPr>
@@ -1807,6 +1753,7 @@
             </w:r>
             <w:r>
               <w:rPr>
+                <w:rFonts w:ascii="Aptos" w:hAnsi="Aptos"/>
                 <w:sz w:val="16"/>
                 <w:szCs w:val="16"/>
               </w:rPr>
@@ -1814,12 +1761,14 @@
             </w:r>
             <w:r>
               <w:rPr>
-                <w:sz w:val="16"/>
-                <w:szCs w:val="16"/>
-              </w:rPr>
-            </w:r>
-            <w:r>
-              <w:rPr>
+                <w:rFonts w:ascii="Aptos" w:hAnsi="Aptos"/>
+                <w:sz w:val="16"/>
+                <w:szCs w:val="16"/>
+              </w:rPr>
+            </w:r>
+            <w:r>
+              <w:rPr>
+                <w:rFonts w:ascii="Aptos" w:hAnsi="Aptos"/>
                 <w:sz w:val="16"/>
                 <w:szCs w:val="16"/>
               </w:rPr>
@@ -1827,6 +1776,7 @@
             </w:r>
             <w:r>
               <w:rPr>
+                <w:rFonts w:ascii="Aptos" w:hAnsi="Aptos"/>
                 <w:sz w:val="16"/>
                 <w:szCs w:val="16"/>
               </w:rPr>
@@ -1834,6 +1784,7 @@
             </w:r>
             <w:r>
               <w:rPr>
+                <w:rFonts w:ascii="Aptos" w:hAnsi="Aptos"/>
                 <w:sz w:val="16"/>
                 <w:szCs w:val="16"/>
               </w:rPr>
@@ -1846,12 +1797,14 @@
               <w:autoSpaceDN w:val="0"/>
               <w:adjustRightInd w:val="0"/>
               <w:rPr>
-                <w:sz w:val="16"/>
-                <w:szCs w:val="16"/>
-              </w:rPr>
-            </w:pPr>
-            <w:r>
-              <w:rPr>
+                <w:rFonts w:ascii="Aptos" w:hAnsi="Aptos"/>
+                <w:sz w:val="16"/>
+                <w:szCs w:val="16"/>
+              </w:rPr>
+            </w:pPr>
+            <w:r>
+              <w:rPr>
+                <w:rFonts w:ascii="Aptos" w:hAnsi="Aptos"/>
                 <w:sz w:val="16"/>
                 <w:szCs w:val="16"/>
               </w:rPr>
@@ -1869,6 +1822,7 @@
             </w:r>
             <w:r>
               <w:rPr>
+                <w:rFonts w:ascii="Aptos" w:hAnsi="Aptos"/>
                 <w:sz w:val="16"/>
                 <w:szCs w:val="16"/>
               </w:rPr>
@@ -1876,12 +1830,14 @@
             </w:r>
             <w:r>
               <w:rPr>
-                <w:sz w:val="16"/>
-                <w:szCs w:val="16"/>
-              </w:rPr>
-            </w:r>
-            <w:r>
-              <w:rPr>
+                <w:rFonts w:ascii="Aptos" w:hAnsi="Aptos"/>
+                <w:sz w:val="16"/>
+                <w:szCs w:val="16"/>
+              </w:rPr>
+            </w:r>
+            <w:r>
+              <w:rPr>
+                <w:rFonts w:ascii="Aptos" w:hAnsi="Aptos"/>
                 <w:sz w:val="16"/>
                 <w:szCs w:val="16"/>
               </w:rPr>
@@ -1889,6 +1845,7 @@
             </w:r>
             <w:r>
               <w:rPr>
+                <w:rFonts w:ascii="Aptos" w:hAnsi="Aptos"/>
                 <w:sz w:val="16"/>
                 <w:szCs w:val="16"/>
               </w:rPr>
@@ -1896,6 +1853,7 @@
             </w:r>
             <w:r>
               <w:rPr>
+                <w:rFonts w:ascii="Aptos" w:hAnsi="Aptos"/>
                 <w:sz w:val="16"/>
                 <w:szCs w:val="16"/>
               </w:rPr>
@@ -1908,12 +1866,14 @@
               <w:autoSpaceDN w:val="0"/>
               <w:adjustRightInd w:val="0"/>
               <w:rPr>
-                <w:sz w:val="16"/>
-                <w:szCs w:val="16"/>
-              </w:rPr>
-            </w:pPr>
-            <w:r>
-              <w:rPr>
+                <w:rFonts w:ascii="Aptos" w:hAnsi="Aptos"/>
+                <w:sz w:val="16"/>
+                <w:szCs w:val="16"/>
+              </w:rPr>
+            </w:pPr>
+            <w:r>
+              <w:rPr>
+                <w:rFonts w:ascii="Aptos" w:hAnsi="Aptos"/>
                 <w:sz w:val="16"/>
                 <w:szCs w:val="16"/>
               </w:rPr>
@@ -1931,6 +1891,7 @@
             </w:r>
             <w:r>
               <w:rPr>
+                <w:rFonts w:ascii="Aptos" w:hAnsi="Aptos"/>
                 <w:sz w:val="16"/>
                 <w:szCs w:val="16"/>
               </w:rPr>
@@ -1938,12 +1899,14 @@
             </w:r>
             <w:r>
               <w:rPr>
-                <w:sz w:val="16"/>
-                <w:szCs w:val="16"/>
-              </w:rPr>
-            </w:r>
-            <w:r>
-              <w:rPr>
+                <w:rFonts w:ascii="Aptos" w:hAnsi="Aptos"/>
+                <w:sz w:val="16"/>
+                <w:szCs w:val="16"/>
+              </w:rPr>
+            </w:r>
+            <w:r>
+              <w:rPr>
+                <w:rFonts w:ascii="Aptos" w:hAnsi="Aptos"/>
                 <w:sz w:val="16"/>
                 <w:szCs w:val="16"/>
               </w:rPr>
@@ -1951,6 +1914,7 @@
             </w:r>
             <w:r>
               <w:rPr>
+                <w:rFonts w:ascii="Aptos" w:hAnsi="Aptos"/>
                 <w:sz w:val="16"/>
                 <w:szCs w:val="16"/>
               </w:rPr>
@@ -1958,6 +1922,7 @@
             </w:r>
             <w:r>
               <w:rPr>
+                <w:rFonts w:ascii="Aptos" w:hAnsi="Aptos"/>
                 <w:sz w:val="16"/>
                 <w:szCs w:val="16"/>
               </w:rPr>
@@ -1975,7 +1940,7 @@
         </w:trPr>
         <w:tc>
           <w:tcPr>
-            <w:tcW w:w="9853" w:type="dxa"/>
+            <w:tcW w:w="9628" w:type="dxa"/>
             <w:gridSpan w:val="20"/>
             <w:tcBorders>
               <w:bottom w:val="nil"/>
@@ -1984,6 +1949,7 @@
           <w:p>
             <w:pPr>
               <w:rPr>
+                <w:rFonts w:ascii="Aptos" w:hAnsi="Aptos"/>
                 <w:b/>
                 <w:sz w:val="10"/>
                 <w:szCs w:val="10"/>
@@ -2010,11 +1976,13 @@
           <w:p>
             <w:pPr>
               <w:rPr>
-                <w:b/>
-              </w:rPr>
-            </w:pPr>
-            <w:r>
-              <w:rPr>
+                <w:rFonts w:ascii="Aptos" w:hAnsi="Aptos"/>
+                <w:b/>
+              </w:rPr>
+            </w:pPr>
+            <w:r>
+              <w:rPr>
+                <w:rFonts w:ascii="Aptos" w:hAnsi="Aptos"/>
                 <w:b/>
               </w:rPr>
               <w:t>B</w:t>
@@ -2023,7 +1991,7 @@
         </w:tc>
         <w:tc>
           <w:tcPr>
-            <w:tcW w:w="9463" w:type="dxa"/>
+            <w:tcW w:w="9238" w:type="dxa"/>
             <w:gridSpan w:val="19"/>
             <w:tcBorders>
               <w:top w:val="nil"/>
@@ -2035,11 +2003,13 @@
           <w:p>
             <w:pPr>
               <w:rPr>
-                <w:b/>
-              </w:rPr>
-            </w:pPr>
-            <w:r>
-              <w:rPr>
+                <w:rFonts w:ascii="Aptos" w:hAnsi="Aptos"/>
+                <w:b/>
+              </w:rPr>
+            </w:pPr>
+            <w:r>
+              <w:rPr>
+                <w:rFonts w:ascii="Aptos" w:hAnsi="Aptos"/>
                 <w:b/>
               </w:rPr>
               <w:t>VALUTAZIONE DEL RISCHIO PER FATTORI (rischio stimato)</w:t>
@@ -2056,7 +2026,7 @@
         </w:trPr>
         <w:tc>
           <w:tcPr>
-            <w:tcW w:w="9853" w:type="dxa"/>
+            <w:tcW w:w="9628" w:type="dxa"/>
             <w:gridSpan w:val="20"/>
             <w:tcBorders>
               <w:top w:val="nil"/>
@@ -2065,6 +2035,7 @@
           <w:p>
             <w:pPr>
               <w:rPr>
+                <w:rFonts w:ascii="Aptos" w:hAnsi="Aptos"/>
                 <w:b/>
                 <w:sz w:val="10"/>
                 <w:szCs w:val="10"/>
@@ -2082,20 +2053,22 @@
         </w:trPr>
         <w:tc>
           <w:tcPr>
-            <w:tcW w:w="1634" w:type="dxa"/>
+            <w:tcW w:w="1614" w:type="dxa"/>
             <w:gridSpan w:val="4"/>
             <w:vAlign w:val="center"/>
           </w:tcPr>
           <w:p>
             <w:pPr>
               <w:rPr>
-                <w:b/>
-                <w:sz w:val="20"/>
-                <w:szCs w:val="20"/>
-              </w:rPr>
-            </w:pPr>
-            <w:r>
-              <w:rPr>
+                <w:rFonts w:ascii="Aptos" w:hAnsi="Aptos"/>
+                <w:b/>
+                <w:sz w:val="20"/>
+                <w:szCs w:val="20"/>
+              </w:rPr>
+            </w:pPr>
+            <w:r>
+              <w:rPr>
+                <w:rFonts w:ascii="Aptos" w:hAnsi="Aptos"/>
                 <w:b/>
                 <w:sz w:val="20"/>
                 <w:szCs w:val="20"/>
@@ -2106,20 +2079,22 @@
         </w:tc>
         <w:tc>
           <w:tcPr>
-            <w:tcW w:w="1624" w:type="dxa"/>
+            <w:tcW w:w="1573" w:type="dxa"/>
             <w:gridSpan w:val="4"/>
             <w:vAlign w:val="center"/>
           </w:tcPr>
           <w:p>
             <w:pPr>
               <w:rPr>
-                <w:b/>
-                <w:sz w:val="20"/>
-                <w:szCs w:val="20"/>
-              </w:rPr>
-            </w:pPr>
-            <w:r>
-              <w:rPr>
+                <w:rFonts w:ascii="Aptos" w:hAnsi="Aptos"/>
+                <w:b/>
+                <w:sz w:val="20"/>
+                <w:szCs w:val="20"/>
+              </w:rPr>
+            </w:pPr>
+            <w:r>
+              <w:rPr>
+                <w:rFonts w:ascii="Aptos" w:hAnsi="Aptos"/>
                 <w:b/>
                 <w:sz w:val="20"/>
                 <w:szCs w:val="20"/>
@@ -2130,7 +2105,7 @@
         </w:tc>
         <w:tc>
           <w:tcPr>
-            <w:tcW w:w="1710" w:type="dxa"/>
+            <w:tcW w:w="1681" w:type="dxa"/>
             <w:gridSpan w:val="5"/>
             <w:tcBorders>
               <w:right w:val="single" w:sz="12" w:space="0" w:color="auto"/>
@@ -2141,13 +2116,15 @@
             <w:pPr>
               <w:jc w:val="center"/>
               <w:rPr>
-                <w:b/>
-                <w:sz w:val="20"/>
-                <w:szCs w:val="20"/>
-              </w:rPr>
-            </w:pPr>
-            <w:r>
-              <w:rPr>
+                <w:rFonts w:ascii="Aptos" w:hAnsi="Aptos"/>
+                <w:b/>
+                <w:sz w:val="20"/>
+                <w:szCs w:val="20"/>
+              </w:rPr>
+            </w:pPr>
+            <w:r>
+              <w:rPr>
+                <w:rFonts w:ascii="Aptos" w:hAnsi="Aptos"/>
                 <w:b/>
                 <w:sz w:val="20"/>
                 <w:szCs w:val="20"/>
@@ -2158,7 +2135,7 @@
         </w:tc>
         <w:tc>
           <w:tcPr>
-            <w:tcW w:w="2413" w:type="dxa"/>
+            <w:tcW w:w="2327" w:type="dxa"/>
             <w:gridSpan w:val="4"/>
             <w:tcBorders>
               <w:top w:val="single" w:sz="12" w:space="0" w:color="auto"/>
@@ -2170,13 +2147,15 @@
             <w:pPr>
               <w:jc w:val="center"/>
               <w:rPr>
-                <w:b/>
-                <w:sz w:val="20"/>
-                <w:szCs w:val="20"/>
-              </w:rPr>
-            </w:pPr>
-            <w:r>
-              <w:rPr>
+                <w:rFonts w:ascii="Aptos" w:hAnsi="Aptos"/>
+                <w:b/>
+                <w:sz w:val="20"/>
+                <w:szCs w:val="20"/>
+              </w:rPr>
+            </w:pPr>
+            <w:r>
+              <w:rPr>
+                <w:rFonts w:ascii="Aptos" w:hAnsi="Aptos"/>
                 <w:b/>
                 <w:sz w:val="20"/>
                 <w:szCs w:val="20"/>
@@ -2187,7 +2166,7 @@
         </w:tc>
         <w:tc>
           <w:tcPr>
-            <w:tcW w:w="2472" w:type="dxa"/>
+            <w:tcW w:w="2433" w:type="dxa"/>
             <w:gridSpan w:val="3"/>
             <w:tcBorders>
               <w:top w:val="single" w:sz="12" w:space="0" w:color="auto"/>
@@ -2200,13 +2179,15 @@
             <w:pPr>
               <w:jc w:val="center"/>
               <w:rPr>
-                <w:b/>
-                <w:sz w:val="20"/>
-                <w:szCs w:val="20"/>
-              </w:rPr>
-            </w:pPr>
-            <w:r>
-              <w:rPr>
+                <w:rFonts w:ascii="Aptos" w:hAnsi="Aptos"/>
+                <w:b/>
+                <w:sz w:val="20"/>
+                <w:szCs w:val="20"/>
+              </w:rPr>
+            </w:pPr>
+            <w:r>
+              <w:rPr>
+                <w:rFonts w:ascii="Aptos" w:hAnsi="Aptos"/>
                 <w:b/>
                 <w:sz w:val="20"/>
                 <w:szCs w:val="20"/>
@@ -2225,22 +2206,28 @@
         </w:trPr>
         <w:tc>
           <w:tcPr>
-            <w:tcW w:w="1634" w:type="dxa"/>
+            <w:tcW w:w="1614" w:type="dxa"/>
             <w:gridSpan w:val="4"/>
             <w:vAlign w:val="center"/>
           </w:tcPr>
           <w:p>
             <w:pPr>
               <w:jc w:val="center"/>
-            </w:pPr>
-            <w:r>
+              <w:rPr>
+                <w:rFonts w:ascii="Aptos" w:hAnsi="Aptos"/>
+              </w:rPr>
+            </w:pPr>
+            <w:r>
+              <w:rPr>
+                <w:rFonts w:ascii="Aptos" w:hAnsi="Aptos"/>
+              </w:rPr>
               <w:t>1</w:t>
             </w:r>
           </w:p>
         </w:tc>
         <w:tc>
           <w:tcPr>
-            <w:tcW w:w="1624" w:type="dxa"/>
+            <w:tcW w:w="1573" w:type="dxa"/>
             <w:gridSpan w:val="4"/>
             <w:vAlign w:val="center"/>
           </w:tcPr>
@@ -2248,12 +2235,14 @@
             <w:pPr>
               <w:jc w:val="center"/>
               <w:rPr>
-                <w:sz w:val="20"/>
-                <w:szCs w:val="20"/>
-              </w:rPr>
-            </w:pPr>
-            <w:r>
-              <w:rPr>
+                <w:rFonts w:ascii="Aptos" w:hAnsi="Aptos"/>
+                <w:sz w:val="20"/>
+                <w:szCs w:val="20"/>
+              </w:rPr>
+            </w:pPr>
+            <w:r>
+              <w:rPr>
+                <w:rFonts w:ascii="Aptos" w:hAnsi="Aptos"/>
                 <w:sz w:val="20"/>
                 <w:szCs w:val="20"/>
               </w:rPr>
@@ -2263,7 +2252,7 @@
         </w:tc>
         <w:tc>
           <w:tcPr>
-            <w:tcW w:w="1710" w:type="dxa"/>
+            <w:tcW w:w="1681" w:type="dxa"/>
             <w:gridSpan w:val="5"/>
             <w:tcBorders>
               <w:right w:val="single" w:sz="12" w:space="0" w:color="auto"/>
@@ -2274,12 +2263,14 @@
             <w:pPr>
               <w:jc w:val="center"/>
               <w:rPr>
-                <w:sz w:val="20"/>
-                <w:szCs w:val="20"/>
-              </w:rPr>
-            </w:pPr>
-            <w:r>
-              <w:rPr>
+                <w:rFonts w:ascii="Aptos" w:hAnsi="Aptos"/>
+                <w:sz w:val="20"/>
+                <w:szCs w:val="20"/>
+              </w:rPr>
+            </w:pPr>
+            <w:r>
+              <w:rPr>
+                <w:rFonts w:ascii="Aptos" w:hAnsi="Aptos"/>
                 <w:sz w:val="20"/>
                 <w:szCs w:val="20"/>
               </w:rPr>
@@ -2289,7 +2280,7 @@
         </w:tc>
         <w:tc>
           <w:tcPr>
-            <w:tcW w:w="2413" w:type="dxa"/>
+            <w:tcW w:w="2327" w:type="dxa"/>
             <w:gridSpan w:val="4"/>
             <w:tcBorders>
               <w:left w:val="single" w:sz="12" w:space="0" w:color="auto"/>
@@ -2302,6 +2293,7 @@
             <w:pPr>
               <w:jc w:val="center"/>
               <w:rPr>
+                <w:rFonts w:ascii="Aptos" w:hAnsi="Aptos"/>
                 <w:b/>
                 <w:sz w:val="28"/>
                 <w:szCs w:val="28"/>
@@ -2309,6 +2301,7 @@
             </w:pPr>
             <w:r>
               <w:rPr>
+                <w:rFonts w:ascii="Aptos" w:hAnsi="Aptos"/>
                 <w:b/>
                 <w:sz w:val="28"/>
                 <w:szCs w:val="28"/>
@@ -2319,7 +2312,7 @@
         </w:tc>
         <w:tc>
           <w:tcPr>
-            <w:tcW w:w="622" w:type="dxa"/>
+            <w:tcW w:w="607" w:type="dxa"/>
             <w:gridSpan w:val="2"/>
             <w:tcBorders>
               <w:bottom w:val="single" w:sz="12" w:space="0" w:color="auto"/>
@@ -2330,13 +2323,15 @@
           <w:p>
             <w:pPr>
               <w:rPr>
-                <w:b/>
-                <w:sz w:val="16"/>
-                <w:szCs w:val="16"/>
-              </w:rPr>
-            </w:pPr>
-            <w:r>
-              <w:rPr>
+                <w:rFonts w:ascii="Aptos" w:hAnsi="Aptos"/>
+                <w:b/>
+                <w:sz w:val="16"/>
+                <w:szCs w:val="16"/>
+              </w:rPr>
+            </w:pPr>
+            <w:r>
+              <w:rPr>
+                <w:rFonts w:ascii="Aptos" w:hAnsi="Aptos"/>
                 <w:b/>
                 <w:sz w:val="16"/>
                 <w:szCs w:val="16"/>
@@ -2355,6 +2350,7 @@
             </w:r>
             <w:r>
               <w:rPr>
+                <w:rFonts w:ascii="Aptos" w:hAnsi="Aptos"/>
                 <w:b/>
                 <w:sz w:val="16"/>
                 <w:szCs w:val="16"/>
@@ -2363,13 +2359,24 @@
             </w:r>
             <w:r>
               <w:rPr>
-                <w:b/>
-                <w:sz w:val="16"/>
-                <w:szCs w:val="16"/>
-              </w:rPr>
-            </w:r>
-            <w:r>
-              <w:rPr>
+                <w:rFonts w:ascii="Aptos" w:hAnsi="Aptos"/>
+                <w:b/>
+                <w:sz w:val="16"/>
+                <w:szCs w:val="16"/>
+              </w:rPr>
+            </w:r>
+            <w:r>
+              <w:rPr>
+                <w:rFonts w:ascii="Aptos" w:hAnsi="Aptos"/>
+                <w:b/>
+                <w:sz w:val="16"/>
+                <w:szCs w:val="16"/>
+              </w:rPr>
+              <w:fldChar w:fldCharType="separate"/>
+            </w:r>
+            <w:r>
+              <w:rPr>
+                <w:rFonts w:ascii="Aptos" w:hAnsi="Aptos"/>
                 <w:b/>
                 <w:sz w:val="16"/>
                 <w:szCs w:val="16"/>
@@ -2380,13 +2387,15 @@
           <w:p>
             <w:pPr>
               <w:rPr>
-                <w:b/>
-                <w:sz w:val="16"/>
-                <w:szCs w:val="16"/>
-              </w:rPr>
-            </w:pPr>
-            <w:r>
-              <w:rPr>
+                <w:rFonts w:ascii="Aptos" w:hAnsi="Aptos"/>
+                <w:b/>
+                <w:sz w:val="16"/>
+                <w:szCs w:val="16"/>
+              </w:rPr>
+            </w:pPr>
+            <w:r>
+              <w:rPr>
+                <w:rFonts w:ascii="Aptos" w:hAnsi="Aptos"/>
                 <w:b/>
                 <w:sz w:val="16"/>
                 <w:szCs w:val="16"/>
@@ -2405,6 +2414,7 @@
             </w:r>
             <w:r>
               <w:rPr>
+                <w:rFonts w:ascii="Aptos" w:hAnsi="Aptos"/>
                 <w:b/>
                 <w:sz w:val="16"/>
                 <w:szCs w:val="16"/>
@@ -2413,13 +2423,24 @@
             </w:r>
             <w:r>
               <w:rPr>
-                <w:b/>
-                <w:sz w:val="16"/>
-                <w:szCs w:val="16"/>
-              </w:rPr>
-            </w:r>
-            <w:r>
-              <w:rPr>
+                <w:rFonts w:ascii="Aptos" w:hAnsi="Aptos"/>
+                <w:b/>
+                <w:sz w:val="16"/>
+                <w:szCs w:val="16"/>
+              </w:rPr>
+            </w:r>
+            <w:r>
+              <w:rPr>
+                <w:rFonts w:ascii="Aptos" w:hAnsi="Aptos"/>
+                <w:b/>
+                <w:sz w:val="16"/>
+                <w:szCs w:val="16"/>
+              </w:rPr>
+              <w:fldChar w:fldCharType="separate"/>
+            </w:r>
+            <w:r>
+              <w:rPr>
+                <w:rFonts w:ascii="Aptos" w:hAnsi="Aptos"/>
                 <w:b/>
                 <w:sz w:val="16"/>
                 <w:szCs w:val="16"/>
@@ -2430,13 +2451,15 @@
           <w:p>
             <w:pPr>
               <w:rPr>
-                <w:b/>
-                <w:sz w:val="16"/>
-                <w:szCs w:val="16"/>
-              </w:rPr>
-            </w:pPr>
-            <w:r>
-              <w:rPr>
+                <w:rFonts w:ascii="Aptos" w:hAnsi="Aptos"/>
+                <w:b/>
+                <w:sz w:val="16"/>
+                <w:szCs w:val="16"/>
+              </w:rPr>
+            </w:pPr>
+            <w:r>
+              <w:rPr>
+                <w:rFonts w:ascii="Aptos" w:hAnsi="Aptos"/>
                 <w:b/>
                 <w:sz w:val="16"/>
                 <w:szCs w:val="16"/>
@@ -2455,6 +2478,7 @@
             </w:r>
             <w:r>
               <w:rPr>
+                <w:rFonts w:ascii="Aptos" w:hAnsi="Aptos"/>
                 <w:b/>
                 <w:sz w:val="16"/>
                 <w:szCs w:val="16"/>
@@ -2463,13 +2487,24 @@
             </w:r>
             <w:r>
               <w:rPr>
-                <w:b/>
-                <w:sz w:val="16"/>
-                <w:szCs w:val="16"/>
-              </w:rPr>
-            </w:r>
-            <w:r>
-              <w:rPr>
+                <w:rFonts w:ascii="Aptos" w:hAnsi="Aptos"/>
+                <w:b/>
+                <w:sz w:val="16"/>
+                <w:szCs w:val="16"/>
+              </w:rPr>
+            </w:r>
+            <w:r>
+              <w:rPr>
+                <w:rFonts w:ascii="Aptos" w:hAnsi="Aptos"/>
+                <w:b/>
+                <w:sz w:val="16"/>
+                <w:szCs w:val="16"/>
+              </w:rPr>
+              <w:fldChar w:fldCharType="separate"/>
+            </w:r>
+            <w:r>
+              <w:rPr>
+                <w:rFonts w:ascii="Aptos" w:hAnsi="Aptos"/>
                 <w:b/>
                 <w:sz w:val="16"/>
                 <w:szCs w:val="16"/>
@@ -2480,13 +2515,15 @@
           <w:p>
             <w:pPr>
               <w:rPr>
-                <w:b/>
-                <w:sz w:val="16"/>
-                <w:szCs w:val="16"/>
-              </w:rPr>
-            </w:pPr>
-            <w:r>
-              <w:rPr>
+                <w:rFonts w:ascii="Aptos" w:hAnsi="Aptos"/>
+                <w:b/>
+                <w:sz w:val="16"/>
+                <w:szCs w:val="16"/>
+              </w:rPr>
+            </w:pPr>
+            <w:r>
+              <w:rPr>
+                <w:rFonts w:ascii="Aptos" w:hAnsi="Aptos"/>
                 <w:b/>
                 <w:sz w:val="16"/>
                 <w:szCs w:val="16"/>
@@ -2505,6 +2542,7 @@
             </w:r>
             <w:r>
               <w:rPr>
+                <w:rFonts w:ascii="Aptos" w:hAnsi="Aptos"/>
                 <w:b/>
                 <w:sz w:val="16"/>
                 <w:szCs w:val="16"/>
@@ -2513,13 +2551,15 @@
             </w:r>
             <w:r>
               <w:rPr>
-                <w:b/>
-                <w:sz w:val="16"/>
-                <w:szCs w:val="16"/>
-              </w:rPr>
-            </w:r>
-            <w:r>
-              <w:rPr>
+                <w:rFonts w:ascii="Aptos" w:hAnsi="Aptos"/>
+                <w:b/>
+                <w:sz w:val="16"/>
+                <w:szCs w:val="16"/>
+              </w:rPr>
+            </w:r>
+            <w:r>
+              <w:rPr>
+                <w:rFonts w:ascii="Aptos" w:hAnsi="Aptos"/>
                 <w:b/>
                 <w:sz w:val="16"/>
                 <w:szCs w:val="16"/>
@@ -2528,6 +2568,7 @@
             </w:r>
             <w:r>
               <w:rPr>
+                <w:rFonts w:ascii="Aptos" w:hAnsi="Aptos"/>
                 <w:b/>
                 <w:sz w:val="16"/>
                 <w:szCs w:val="16"/>
@@ -2538,13 +2579,15 @@
           <w:p>
             <w:pPr>
               <w:rPr>
-                <w:b/>
-                <w:sz w:val="16"/>
-                <w:szCs w:val="16"/>
-              </w:rPr>
-            </w:pPr>
-            <w:r>
-              <w:rPr>
+                <w:rFonts w:ascii="Aptos" w:hAnsi="Aptos"/>
+                <w:b/>
+                <w:sz w:val="16"/>
+                <w:szCs w:val="16"/>
+              </w:rPr>
+            </w:pPr>
+            <w:r>
+              <w:rPr>
+                <w:rFonts w:ascii="Aptos" w:hAnsi="Aptos"/>
                 <w:b/>
                 <w:sz w:val="16"/>
                 <w:szCs w:val="16"/>
@@ -2563,6 +2606,7 @@
             </w:r>
             <w:r>
               <w:rPr>
+                <w:rFonts w:ascii="Aptos" w:hAnsi="Aptos"/>
                 <w:b/>
                 <w:sz w:val="16"/>
                 <w:szCs w:val="16"/>
@@ -2571,13 +2615,15 @@
             </w:r>
             <w:r>
               <w:rPr>
-                <w:b/>
-                <w:sz w:val="16"/>
-                <w:szCs w:val="16"/>
-              </w:rPr>
-            </w:r>
-            <w:r>
-              <w:rPr>
+                <w:rFonts w:ascii="Aptos" w:hAnsi="Aptos"/>
+                <w:b/>
+                <w:sz w:val="16"/>
+                <w:szCs w:val="16"/>
+              </w:rPr>
+            </w:r>
+            <w:r>
+              <w:rPr>
+                <w:rFonts w:ascii="Aptos" w:hAnsi="Aptos"/>
                 <w:b/>
                 <w:sz w:val="16"/>
                 <w:szCs w:val="16"/>
@@ -2586,6 +2632,7 @@
             </w:r>
             <w:r>
               <w:rPr>
+                <w:rFonts w:ascii="Aptos" w:hAnsi="Aptos"/>
                 <w:b/>
                 <w:sz w:val="16"/>
                 <w:szCs w:val="16"/>
@@ -2596,7 +2643,7 @@
         </w:tc>
         <w:tc>
           <w:tcPr>
-            <w:tcW w:w="1850" w:type="dxa"/>
+            <w:tcW w:w="1826" w:type="dxa"/>
             <w:tcBorders>
               <w:left w:val="single" w:sz="4" w:space="0" w:color="auto"/>
               <w:bottom w:val="single" w:sz="12" w:space="0" w:color="auto"/>
@@ -2607,13 +2654,15 @@
           <w:p>
             <w:pPr>
               <w:rPr>
-                <w:b/>
-                <w:sz w:val="16"/>
-                <w:szCs w:val="16"/>
-              </w:rPr>
-            </w:pPr>
-            <w:r>
-              <w:rPr>
+                <w:rFonts w:ascii="Aptos" w:hAnsi="Aptos"/>
+                <w:b/>
+                <w:sz w:val="16"/>
+                <w:szCs w:val="16"/>
+              </w:rPr>
+            </w:pPr>
+            <w:r>
+              <w:rPr>
+                <w:rFonts w:ascii="Aptos" w:hAnsi="Aptos"/>
                 <w:b/>
                 <w:sz w:val="16"/>
                 <w:szCs w:val="16"/>
@@ -2624,13 +2673,15 @@
           <w:p>
             <w:pPr>
               <w:rPr>
-                <w:b/>
-                <w:sz w:val="16"/>
-                <w:szCs w:val="16"/>
-              </w:rPr>
-            </w:pPr>
-            <w:r>
-              <w:rPr>
+                <w:rFonts w:ascii="Aptos" w:hAnsi="Aptos"/>
+                <w:b/>
+                <w:sz w:val="16"/>
+                <w:szCs w:val="16"/>
+              </w:rPr>
+            </w:pPr>
+            <w:r>
+              <w:rPr>
+                <w:rFonts w:ascii="Aptos" w:hAnsi="Aptos"/>
                 <w:b/>
                 <w:sz w:val="16"/>
                 <w:szCs w:val="16"/>
@@ -2641,13 +2692,15 @@
           <w:p>
             <w:pPr>
               <w:rPr>
-                <w:b/>
-                <w:sz w:val="16"/>
-                <w:szCs w:val="16"/>
-              </w:rPr>
-            </w:pPr>
-            <w:r>
-              <w:rPr>
+                <w:rFonts w:ascii="Aptos" w:hAnsi="Aptos"/>
+                <w:b/>
+                <w:sz w:val="16"/>
+                <w:szCs w:val="16"/>
+              </w:rPr>
+            </w:pPr>
+            <w:r>
+              <w:rPr>
+                <w:rFonts w:ascii="Aptos" w:hAnsi="Aptos"/>
                 <w:b/>
                 <w:sz w:val="16"/>
                 <w:szCs w:val="16"/>
@@ -2658,13 +2711,15 @@
           <w:p>
             <w:pPr>
               <w:rPr>
-                <w:b/>
-                <w:sz w:val="16"/>
-                <w:szCs w:val="16"/>
-              </w:rPr>
-            </w:pPr>
-            <w:r>
-              <w:rPr>
+                <w:rFonts w:ascii="Aptos" w:hAnsi="Aptos"/>
+                <w:b/>
+                <w:sz w:val="16"/>
+                <w:szCs w:val="16"/>
+              </w:rPr>
+            </w:pPr>
+            <w:r>
+              <w:rPr>
+                <w:rFonts w:ascii="Aptos" w:hAnsi="Aptos"/>
                 <w:b/>
                 <w:sz w:val="16"/>
                 <w:szCs w:val="16"/>
@@ -2675,13 +2730,15 @@
           <w:p>
             <w:pPr>
               <w:rPr>
-                <w:b/>
-                <w:sz w:val="16"/>
-                <w:szCs w:val="16"/>
-              </w:rPr>
-            </w:pPr>
-            <w:r>
-              <w:rPr>
+                <w:rFonts w:ascii="Aptos" w:hAnsi="Aptos"/>
+                <w:b/>
+                <w:sz w:val="16"/>
+                <w:szCs w:val="16"/>
+              </w:rPr>
+            </w:pPr>
+            <w:r>
+              <w:rPr>
+                <w:rFonts w:ascii="Aptos" w:hAnsi="Aptos"/>
                 <w:b/>
                 <w:sz w:val="16"/>
                 <w:szCs w:val="16"/>
@@ -2700,7 +2757,7 @@
         </w:trPr>
         <w:tc>
           <w:tcPr>
-            <w:tcW w:w="9853" w:type="dxa"/>
+            <w:tcW w:w="9628" w:type="dxa"/>
             <w:gridSpan w:val="20"/>
             <w:tcBorders>
               <w:bottom w:val="nil"/>
@@ -2709,6 +2766,7 @@
           <w:p>
             <w:pPr>
               <w:rPr>
+                <w:rFonts w:ascii="Aptos" w:hAnsi="Aptos"/>
                 <w:b/>
                 <w:sz w:val="10"/>
                 <w:szCs w:val="10"/>
@@ -2735,11 +2793,13 @@
           <w:p>
             <w:pPr>
               <w:rPr>
-                <w:b/>
-              </w:rPr>
-            </w:pPr>
-            <w:r>
-              <w:rPr>
+                <w:rFonts w:ascii="Aptos" w:hAnsi="Aptos"/>
+                <w:b/>
+              </w:rPr>
+            </w:pPr>
+            <w:r>
+              <w:rPr>
+                <w:rFonts w:ascii="Aptos" w:hAnsi="Aptos"/>
                 <w:b/>
               </w:rPr>
               <w:t>C</w:t>
@@ -2748,7 +2808,7 @@
         </w:tc>
         <w:tc>
           <w:tcPr>
-            <w:tcW w:w="6991" w:type="dxa"/>
+            <w:tcW w:w="6805" w:type="dxa"/>
             <w:gridSpan w:val="16"/>
             <w:tcBorders>
               <w:top w:val="nil"/>
@@ -2761,11 +2821,13 @@
           <w:p>
             <w:pPr>
               <w:rPr>
-                <w:b/>
-              </w:rPr>
-            </w:pPr>
-            <w:r>
-              <w:rPr>
+                <w:rFonts w:ascii="Aptos" w:hAnsi="Aptos"/>
+                <w:b/>
+              </w:rPr>
+            </w:pPr>
+            <w:r>
+              <w:rPr>
+                <w:rFonts w:ascii="Aptos" w:hAnsi="Aptos"/>
                 <w:b/>
               </w:rPr>
               <w:t>VALUTAZIONE DEL RISCHIO MISURATO</w:t>
@@ -2774,7 +2836,7 @@
         </w:tc>
         <w:tc>
           <w:tcPr>
-            <w:tcW w:w="2472" w:type="dxa"/>
+            <w:tcW w:w="2433" w:type="dxa"/>
             <w:gridSpan w:val="3"/>
             <w:tcBorders>
               <w:top w:val="single" w:sz="4" w:space="0" w:color="auto"/>
@@ -2787,13 +2849,15 @@
             <w:pPr>
               <w:jc w:val="center"/>
               <w:rPr>
-                <w:b/>
-                <w:sz w:val="16"/>
-                <w:szCs w:val="16"/>
-              </w:rPr>
-            </w:pPr>
-            <w:r>
-              <w:rPr>
+                <w:rFonts w:ascii="Aptos" w:hAnsi="Aptos"/>
+                <w:b/>
+                <w:sz w:val="16"/>
+                <w:szCs w:val="16"/>
+              </w:rPr>
+            </w:pPr>
+            <w:r>
+              <w:rPr>
+                <w:rFonts w:ascii="Aptos" w:hAnsi="Aptos"/>
                 <w:b/>
                 <w:sz w:val="16"/>
                 <w:szCs w:val="16"/>
@@ -2802,6 +2866,7 @@
             </w:r>
             <w:r>
               <w:rPr>
+                <w:rFonts w:ascii="Aptos" w:hAnsi="Aptos"/>
                 <w:b/>
                 <w:sz w:val="16"/>
                 <w:szCs w:val="16"/>
@@ -2820,6 +2885,7 @@
             </w:r>
             <w:r>
               <w:rPr>
+                <w:rFonts w:ascii="Aptos" w:hAnsi="Aptos"/>
                 <w:b/>
                 <w:sz w:val="16"/>
                 <w:szCs w:val="16"/>
@@ -2828,13 +2894,24 @@
             </w:r>
             <w:r>
               <w:rPr>
-                <w:b/>
-                <w:sz w:val="16"/>
-                <w:szCs w:val="16"/>
-              </w:rPr>
-            </w:r>
-            <w:r>
-              <w:rPr>
+                <w:rFonts w:ascii="Aptos" w:hAnsi="Aptos"/>
+                <w:b/>
+                <w:sz w:val="16"/>
+                <w:szCs w:val="16"/>
+              </w:rPr>
+            </w:r>
+            <w:r>
+              <w:rPr>
+                <w:rFonts w:ascii="Aptos" w:hAnsi="Aptos"/>
+                <w:b/>
+                <w:sz w:val="16"/>
+                <w:szCs w:val="16"/>
+              </w:rPr>
+              <w:fldChar w:fldCharType="separate"/>
+            </w:r>
+            <w:r>
+              <w:rPr>
+                <w:rFonts w:ascii="Aptos" w:hAnsi="Aptos"/>
                 <w:b/>
                 <w:sz w:val="16"/>
                 <w:szCs w:val="16"/>
@@ -2843,6 +2920,7 @@
             </w:r>
             <w:r>
               <w:rPr>
+                <w:rFonts w:ascii="Aptos" w:hAnsi="Aptos"/>
                 <w:b/>
                 <w:sz w:val="16"/>
                 <w:szCs w:val="16"/>
@@ -2851,6 +2929,7 @@
             </w:r>
             <w:r>
               <w:rPr>
+                <w:rFonts w:ascii="Aptos" w:hAnsi="Aptos"/>
                 <w:b/>
                 <w:sz w:val="16"/>
                 <w:szCs w:val="16"/>
@@ -2869,6 +2948,7 @@
             </w:r>
             <w:r>
               <w:rPr>
+                <w:rFonts w:ascii="Aptos" w:hAnsi="Aptos"/>
                 <w:b/>
                 <w:sz w:val="16"/>
                 <w:szCs w:val="16"/>
@@ -2877,13 +2957,24 @@
             </w:r>
             <w:r>
               <w:rPr>
-                <w:b/>
-                <w:sz w:val="16"/>
-                <w:szCs w:val="16"/>
-              </w:rPr>
-            </w:r>
-            <w:r>
-              <w:rPr>
+                <w:rFonts w:ascii="Aptos" w:hAnsi="Aptos"/>
+                <w:b/>
+                <w:sz w:val="16"/>
+                <w:szCs w:val="16"/>
+              </w:rPr>
+            </w:r>
+            <w:r>
+              <w:rPr>
+                <w:rFonts w:ascii="Aptos" w:hAnsi="Aptos"/>
+                <w:b/>
+                <w:sz w:val="16"/>
+                <w:szCs w:val="16"/>
+              </w:rPr>
+              <w:fldChar w:fldCharType="separate"/>
+            </w:r>
+            <w:r>
+              <w:rPr>
+                <w:rFonts w:ascii="Aptos" w:hAnsi="Aptos"/>
                 <w:b/>
                 <w:sz w:val="16"/>
                 <w:szCs w:val="16"/>
@@ -2892,6 +2983,7 @@
             </w:r>
             <w:r>
               <w:rPr>
+                <w:rFonts w:ascii="Aptos" w:hAnsi="Aptos"/>
                 <w:b/>
                 <w:sz w:val="16"/>
                 <w:szCs w:val="16"/>
@@ -2910,7 +3002,7 @@
         </w:trPr>
         <w:tc>
           <w:tcPr>
-            <w:tcW w:w="9853" w:type="dxa"/>
+            <w:tcW w:w="9628" w:type="dxa"/>
             <w:gridSpan w:val="20"/>
             <w:tcBorders>
               <w:top w:val="nil"/>
@@ -2919,6 +3011,7 @@
           <w:p>
             <w:pPr>
               <w:rPr>
+                <w:rFonts w:ascii="Aptos" w:hAnsi="Aptos"/>
                 <w:b/>
                 <w:sz w:val="10"/>
                 <w:szCs w:val="10"/>
@@ -2936,7 +3029,7 @@
         </w:trPr>
         <w:tc>
           <w:tcPr>
-            <w:tcW w:w="9853" w:type="dxa"/>
+            <w:tcW w:w="9628" w:type="dxa"/>
             <w:gridSpan w:val="20"/>
             <w:tcBorders>
               <w:bottom w:val="nil"/>
@@ -2945,6 +3038,7 @@
           <w:p>
             <w:pPr>
               <w:rPr>
+                <w:rFonts w:ascii="Aptos" w:hAnsi="Aptos"/>
                 <w:b/>
                 <w:sz w:val="10"/>
                 <w:szCs w:val="10"/>
@@ -2971,11 +3065,13 @@
           <w:p>
             <w:pPr>
               <w:rPr>
-                <w:b/>
-              </w:rPr>
-            </w:pPr>
-            <w:r>
-              <w:rPr>
+                <w:rFonts w:ascii="Aptos" w:hAnsi="Aptos"/>
+                <w:b/>
+              </w:rPr>
+            </w:pPr>
+            <w:r>
+              <w:rPr>
+                <w:rFonts w:ascii="Aptos" w:hAnsi="Aptos"/>
                 <w:b/>
               </w:rPr>
               <w:t>D</w:t>
@@ -2984,7 +3080,7 @@
         </w:tc>
         <w:tc>
           <w:tcPr>
-            <w:tcW w:w="9463" w:type="dxa"/>
+            <w:tcW w:w="9238" w:type="dxa"/>
             <w:gridSpan w:val="19"/>
             <w:tcBorders>
               <w:top w:val="nil"/>
@@ -2996,11 +3092,13 @@
           <w:p>
             <w:pPr>
               <w:rPr>
-                <w:b/>
-              </w:rPr>
-            </w:pPr>
-            <w:r>
-              <w:rPr>
+                <w:rFonts w:ascii="Aptos" w:hAnsi="Aptos"/>
+                <w:b/>
+              </w:rPr>
+            </w:pPr>
+            <w:r>
+              <w:rPr>
+                <w:rFonts w:ascii="Aptos" w:hAnsi="Aptos"/>
                 <w:b/>
               </w:rPr>
               <w:t>MISURE DI PREVENZIONE E PROTEZIONE (artt. 224, 225)</w:t>
@@ -3017,7 +3115,7 @@
         </w:trPr>
         <w:tc>
           <w:tcPr>
-            <w:tcW w:w="9853" w:type="dxa"/>
+            <w:tcW w:w="9628" w:type="dxa"/>
             <w:gridSpan w:val="20"/>
             <w:tcBorders>
               <w:top w:val="nil"/>
@@ -3027,6 +3125,7 @@
           <w:p>
             <w:pPr>
               <w:rPr>
+                <w:rFonts w:ascii="Aptos" w:hAnsi="Aptos"/>
                 <w:b/>
                 <w:sz w:val="10"/>
                 <w:szCs w:val="10"/>
@@ -3044,7 +3143,7 @@
         </w:trPr>
         <w:tc>
           <w:tcPr>
-            <w:tcW w:w="4897" w:type="dxa"/>
+            <w:tcW w:w="4797" w:type="dxa"/>
             <w:gridSpan w:val="12"/>
             <w:tcBorders>
               <w:right w:val="nil"/>
@@ -3053,12 +3152,14 @@
           <w:p>
             <w:pPr>
               <w:rPr>
-                <w:sz w:val="16"/>
-                <w:szCs w:val="16"/>
-              </w:rPr>
-            </w:pPr>
-            <w:r>
-              <w:rPr>
+                <w:rFonts w:ascii="Aptos" w:hAnsi="Aptos"/>
+                <w:sz w:val="16"/>
+                <w:szCs w:val="16"/>
+              </w:rPr>
+            </w:pPr>
+            <w:r>
+              <w:rPr>
+                <w:rFonts w:ascii="Aptos" w:hAnsi="Aptos"/>
                 <w:b/>
                 <w:sz w:val="16"/>
                 <w:szCs w:val="16"/>
@@ -3077,6 +3178,7 @@
             </w:r>
             <w:r>
               <w:rPr>
+                <w:rFonts w:ascii="Aptos" w:hAnsi="Aptos"/>
                 <w:b/>
                 <w:sz w:val="16"/>
                 <w:szCs w:val="16"/>
@@ -3085,13 +3187,15 @@
             </w:r>
             <w:r>
               <w:rPr>
-                <w:b/>
-                <w:sz w:val="16"/>
-                <w:szCs w:val="16"/>
-              </w:rPr>
-            </w:r>
-            <w:r>
-              <w:rPr>
+                <w:rFonts w:ascii="Aptos" w:hAnsi="Aptos"/>
+                <w:b/>
+                <w:sz w:val="16"/>
+                <w:szCs w:val="16"/>
+              </w:rPr>
+            </w:r>
+            <w:r>
+              <w:rPr>
+                <w:rFonts w:ascii="Aptos" w:hAnsi="Aptos"/>
                 <w:b/>
                 <w:sz w:val="16"/>
                 <w:szCs w:val="16"/>
@@ -3100,6 +3204,7 @@
             </w:r>
             <w:r>
               <w:rPr>
+                <w:rFonts w:ascii="Aptos" w:hAnsi="Aptos"/>
                 <w:b/>
                 <w:sz w:val="16"/>
                 <w:szCs w:val="16"/>
@@ -3108,6 +3213,7 @@
             </w:r>
             <w:r>
               <w:rPr>
+                <w:rFonts w:ascii="Aptos" w:hAnsi="Aptos"/>
                 <w:b/>
                 <w:sz w:val="16"/>
                 <w:szCs w:val="16"/>
@@ -3116,6 +3222,7 @@
             </w:r>
             <w:r>
               <w:rPr>
+                <w:rFonts w:ascii="Aptos" w:hAnsi="Aptos"/>
                 <w:sz w:val="16"/>
                 <w:szCs w:val="16"/>
               </w:rPr>
@@ -3125,12 +3232,14 @@
           <w:p>
             <w:pPr>
               <w:rPr>
-                <w:sz w:val="16"/>
-                <w:szCs w:val="16"/>
-              </w:rPr>
-            </w:pPr>
-            <w:r>
-              <w:rPr>
+                <w:rFonts w:ascii="Aptos" w:hAnsi="Aptos"/>
+                <w:sz w:val="16"/>
+                <w:szCs w:val="16"/>
+              </w:rPr>
+            </w:pPr>
+            <w:r>
+              <w:rPr>
+                <w:rFonts w:ascii="Aptos" w:hAnsi="Aptos"/>
                 <w:sz w:val="16"/>
                 <w:szCs w:val="16"/>
               </w:rPr>
@@ -3148,6 +3257,7 @@
             </w:r>
             <w:r>
               <w:rPr>
+                <w:rFonts w:ascii="Aptos" w:hAnsi="Aptos"/>
                 <w:sz w:val="16"/>
                 <w:szCs w:val="16"/>
               </w:rPr>
@@ -3155,12 +3265,22 @@
             </w:r>
             <w:r>
               <w:rPr>
-                <w:sz w:val="16"/>
-                <w:szCs w:val="16"/>
-              </w:rPr>
-            </w:r>
-            <w:r>
-              <w:rPr>
+                <w:rFonts w:ascii="Aptos" w:hAnsi="Aptos"/>
+                <w:sz w:val="16"/>
+                <w:szCs w:val="16"/>
+              </w:rPr>
+            </w:r>
+            <w:r>
+              <w:rPr>
+                <w:rFonts w:ascii="Aptos" w:hAnsi="Aptos"/>
+                <w:sz w:val="16"/>
+                <w:szCs w:val="16"/>
+              </w:rPr>
+              <w:fldChar w:fldCharType="separate"/>
+            </w:r>
+            <w:r>
+              <w:rPr>
+                <w:rFonts w:ascii="Aptos" w:hAnsi="Aptos"/>
                 <w:sz w:val="16"/>
                 <w:szCs w:val="16"/>
               </w:rPr>
@@ -3168,6 +3288,7 @@
             </w:r>
             <w:r>
               <w:rPr>
+                <w:rFonts w:ascii="Aptos" w:hAnsi="Aptos"/>
                 <w:sz w:val="16"/>
                 <w:szCs w:val="16"/>
               </w:rPr>
@@ -3177,13 +3298,15 @@
           <w:p>
             <w:pPr>
               <w:rPr>
-                <w:b/>
-                <w:sz w:val="16"/>
-                <w:szCs w:val="16"/>
-              </w:rPr>
-            </w:pPr>
-            <w:r>
-              <w:rPr>
+                <w:rFonts w:ascii="Aptos" w:hAnsi="Aptos"/>
+                <w:b/>
+                <w:sz w:val="16"/>
+                <w:szCs w:val="16"/>
+              </w:rPr>
+            </w:pPr>
+            <w:r>
+              <w:rPr>
+                <w:rFonts w:ascii="Aptos" w:hAnsi="Aptos"/>
                 <w:sz w:val="16"/>
                 <w:szCs w:val="16"/>
               </w:rPr>
@@ -3201,6 +3324,7 @@
             </w:r>
             <w:r>
               <w:rPr>
+                <w:rFonts w:ascii="Aptos" w:hAnsi="Aptos"/>
                 <w:sz w:val="16"/>
                 <w:szCs w:val="16"/>
               </w:rPr>
@@ -3208,12 +3332,14 @@
             </w:r>
             <w:r>
               <w:rPr>
-                <w:sz w:val="16"/>
-                <w:szCs w:val="16"/>
-              </w:rPr>
-            </w:r>
-            <w:r>
-              <w:rPr>
+                <w:rFonts w:ascii="Aptos" w:hAnsi="Aptos"/>
+                <w:sz w:val="16"/>
+                <w:szCs w:val="16"/>
+              </w:rPr>
+            </w:r>
+            <w:r>
+              <w:rPr>
+                <w:rFonts w:ascii="Aptos" w:hAnsi="Aptos"/>
                 <w:sz w:val="16"/>
                 <w:szCs w:val="16"/>
               </w:rPr>
@@ -3221,6 +3347,7 @@
             </w:r>
             <w:r>
               <w:rPr>
+                <w:rFonts w:ascii="Aptos" w:hAnsi="Aptos"/>
                 <w:sz w:val="16"/>
                 <w:szCs w:val="16"/>
               </w:rPr>
@@ -3228,6 +3355,7 @@
             </w:r>
             <w:r>
               <w:rPr>
+                <w:rFonts w:ascii="Aptos" w:hAnsi="Aptos"/>
                 <w:sz w:val="16"/>
                 <w:szCs w:val="16"/>
               </w:rPr>
@@ -3237,12 +3365,14 @@
           <w:p>
             <w:pPr>
               <w:rPr>
-                <w:sz w:val="16"/>
-                <w:szCs w:val="16"/>
-              </w:rPr>
-            </w:pPr>
-            <w:r>
-              <w:rPr>
+                <w:rFonts w:ascii="Aptos" w:hAnsi="Aptos"/>
+                <w:sz w:val="16"/>
+                <w:szCs w:val="16"/>
+              </w:rPr>
+            </w:pPr>
+            <w:r>
+              <w:rPr>
+                <w:rFonts w:ascii="Aptos" w:hAnsi="Aptos"/>
                 <w:sz w:val="16"/>
                 <w:szCs w:val="16"/>
               </w:rPr>
@@ -3260,6 +3390,7 @@
             </w:r>
             <w:r>
               <w:rPr>
+                <w:rFonts w:ascii="Aptos" w:hAnsi="Aptos"/>
                 <w:sz w:val="16"/>
                 <w:szCs w:val="16"/>
               </w:rPr>
@@ -3267,12 +3398,14 @@
             </w:r>
             <w:r>
               <w:rPr>
-                <w:sz w:val="16"/>
-                <w:szCs w:val="16"/>
-              </w:rPr>
-            </w:r>
-            <w:r>
-              <w:rPr>
+                <w:rFonts w:ascii="Aptos" w:hAnsi="Aptos"/>
+                <w:sz w:val="16"/>
+                <w:szCs w:val="16"/>
+              </w:rPr>
+            </w:r>
+            <w:r>
+              <w:rPr>
+                <w:rFonts w:ascii="Aptos" w:hAnsi="Aptos"/>
                 <w:sz w:val="16"/>
                 <w:szCs w:val="16"/>
               </w:rPr>
@@ -3280,6 +3413,7 @@
             </w:r>
             <w:r>
               <w:rPr>
+                <w:rFonts w:ascii="Aptos" w:hAnsi="Aptos"/>
                 <w:sz w:val="16"/>
                 <w:szCs w:val="16"/>
               </w:rPr>
@@ -3287,6 +3421,7 @@
             </w:r>
             <w:r>
               <w:rPr>
+                <w:rFonts w:ascii="Aptos" w:hAnsi="Aptos"/>
                 <w:sz w:val="16"/>
                 <w:szCs w:val="16"/>
               </w:rPr>
@@ -3296,12 +3431,14 @@
           <w:p>
             <w:pPr>
               <w:rPr>
-                <w:sz w:val="16"/>
-                <w:szCs w:val="16"/>
-              </w:rPr>
-            </w:pPr>
-            <w:r>
-              <w:rPr>
+                <w:rFonts w:ascii="Aptos" w:hAnsi="Aptos"/>
+                <w:sz w:val="16"/>
+                <w:szCs w:val="16"/>
+              </w:rPr>
+            </w:pPr>
+            <w:r>
+              <w:rPr>
+                <w:rFonts w:ascii="Aptos" w:hAnsi="Aptos"/>
                 <w:sz w:val="16"/>
                 <w:szCs w:val="16"/>
               </w:rPr>
@@ -3320,6 +3457,7 @@
             </w:r>
             <w:r>
               <w:rPr>
+                <w:rFonts w:ascii="Aptos" w:hAnsi="Aptos"/>
                 <w:sz w:val="16"/>
                 <w:szCs w:val="16"/>
               </w:rPr>
@@ -3327,12 +3465,14 @@
             </w:r>
             <w:r>
               <w:rPr>
-                <w:sz w:val="16"/>
-                <w:szCs w:val="16"/>
-              </w:rPr>
-            </w:r>
-            <w:r>
-              <w:rPr>
+                <w:rFonts w:ascii="Aptos" w:hAnsi="Aptos"/>
+                <w:sz w:val="16"/>
+                <w:szCs w:val="16"/>
+              </w:rPr>
+            </w:r>
+            <w:r>
+              <w:rPr>
+                <w:rFonts w:ascii="Aptos" w:hAnsi="Aptos"/>
                 <w:sz w:val="16"/>
                 <w:szCs w:val="16"/>
               </w:rPr>
@@ -3340,6 +3480,7 @@
             </w:r>
             <w:r>
               <w:rPr>
+                <w:rFonts w:ascii="Aptos" w:hAnsi="Aptos"/>
                 <w:sz w:val="16"/>
                 <w:szCs w:val="16"/>
               </w:rPr>
@@ -3347,6 +3488,7 @@
             </w:r>
             <w:r>
               <w:rPr>
+                <w:rFonts w:ascii="Aptos" w:hAnsi="Aptos"/>
                 <w:sz w:val="16"/>
                 <w:szCs w:val="16"/>
               </w:rPr>
@@ -3356,12 +3498,14 @@
           <w:p>
             <w:pPr>
               <w:rPr>
-                <w:sz w:val="16"/>
-                <w:szCs w:val="16"/>
-              </w:rPr>
-            </w:pPr>
-            <w:r>
-              <w:rPr>
+                <w:rFonts w:ascii="Aptos" w:hAnsi="Aptos"/>
+                <w:sz w:val="16"/>
+                <w:szCs w:val="16"/>
+              </w:rPr>
+            </w:pPr>
+            <w:r>
+              <w:rPr>
+                <w:rFonts w:ascii="Aptos" w:hAnsi="Aptos"/>
                 <w:sz w:val="16"/>
                 <w:szCs w:val="16"/>
               </w:rPr>
@@ -3379,6 +3523,7 @@
             </w:r>
             <w:r>
               <w:rPr>
+                <w:rFonts w:ascii="Aptos" w:hAnsi="Aptos"/>
                 <w:sz w:val="16"/>
                 <w:szCs w:val="16"/>
               </w:rPr>
@@ -3386,12 +3531,14 @@
             </w:r>
             <w:r>
               <w:rPr>
-                <w:sz w:val="16"/>
-                <w:szCs w:val="16"/>
-              </w:rPr>
-            </w:r>
-            <w:r>
-              <w:rPr>
+                <w:rFonts w:ascii="Aptos" w:hAnsi="Aptos"/>
+                <w:sz w:val="16"/>
+                <w:szCs w:val="16"/>
+              </w:rPr>
+            </w:r>
+            <w:r>
+              <w:rPr>
+                <w:rFonts w:ascii="Aptos" w:hAnsi="Aptos"/>
                 <w:sz w:val="16"/>
                 <w:szCs w:val="16"/>
               </w:rPr>
@@ -3399,6 +3546,7 @@
             </w:r>
             <w:r>
               <w:rPr>
+                <w:rFonts w:ascii="Aptos" w:hAnsi="Aptos"/>
                 <w:sz w:val="16"/>
                 <w:szCs w:val="16"/>
               </w:rPr>
@@ -3406,6 +3554,7 @@
             </w:r>
             <w:r>
               <w:rPr>
+                <w:rFonts w:ascii="Aptos" w:hAnsi="Aptos"/>
                 <w:sz w:val="16"/>
                 <w:szCs w:val="16"/>
               </w:rPr>
@@ -3415,12 +3564,14 @@
           <w:p>
             <w:pPr>
               <w:rPr>
-                <w:sz w:val="16"/>
-                <w:szCs w:val="16"/>
-              </w:rPr>
-            </w:pPr>
-            <w:r>
-              <w:rPr>
+                <w:rFonts w:ascii="Aptos" w:hAnsi="Aptos"/>
+                <w:sz w:val="16"/>
+                <w:szCs w:val="16"/>
+              </w:rPr>
+            </w:pPr>
+            <w:r>
+              <w:rPr>
+                <w:rFonts w:ascii="Aptos" w:hAnsi="Aptos"/>
                 <w:sz w:val="16"/>
                 <w:szCs w:val="16"/>
               </w:rPr>
@@ -3439,6 +3590,7 @@
             </w:r>
             <w:r>
               <w:rPr>
+                <w:rFonts w:ascii="Aptos" w:hAnsi="Aptos"/>
                 <w:sz w:val="16"/>
                 <w:szCs w:val="16"/>
               </w:rPr>
@@ -3446,12 +3598,14 @@
             </w:r>
             <w:r>
               <w:rPr>
-                <w:sz w:val="16"/>
-                <w:szCs w:val="16"/>
-              </w:rPr>
-            </w:r>
-            <w:r>
-              <w:rPr>
+                <w:rFonts w:ascii="Aptos" w:hAnsi="Aptos"/>
+                <w:sz w:val="16"/>
+                <w:szCs w:val="16"/>
+              </w:rPr>
+            </w:r>
+            <w:r>
+              <w:rPr>
+                <w:rFonts w:ascii="Aptos" w:hAnsi="Aptos"/>
                 <w:sz w:val="16"/>
                 <w:szCs w:val="16"/>
               </w:rPr>
@@ -3459,6 +3613,7 @@
             </w:r>
             <w:r>
               <w:rPr>
+                <w:rFonts w:ascii="Aptos" w:hAnsi="Aptos"/>
                 <w:sz w:val="16"/>
                 <w:szCs w:val="16"/>
               </w:rPr>
@@ -3466,6 +3621,7 @@
             </w:r>
             <w:r>
               <w:rPr>
+                <w:rFonts w:ascii="Aptos" w:hAnsi="Aptos"/>
                 <w:sz w:val="16"/>
                 <w:szCs w:val="16"/>
               </w:rPr>
@@ -3475,15 +3631,16 @@
           <w:p>
             <w:pPr>
               <w:rPr>
-                <w:sz w:val="16"/>
-                <w:szCs w:val="16"/>
-              </w:rPr>
-            </w:pPr>
-          </w:p>
-        </w:tc>
-        <w:tc>
-          <w:tcPr>
-            <w:tcW w:w="4956" w:type="dxa"/>
+                <w:rFonts w:ascii="Aptos" w:hAnsi="Aptos"/>
+                <w:sz w:val="16"/>
+                <w:szCs w:val="16"/>
+              </w:rPr>
+            </w:pPr>
+          </w:p>
+        </w:tc>
+        <w:tc>
+          <w:tcPr>
+            <w:tcW w:w="4831" w:type="dxa"/>
             <w:gridSpan w:val="8"/>
             <w:tcBorders>
               <w:left w:val="nil"/>
@@ -3492,12 +3649,14 @@
           <w:p>
             <w:pPr>
               <w:rPr>
-                <w:sz w:val="16"/>
-                <w:szCs w:val="16"/>
-              </w:rPr>
-            </w:pPr>
-            <w:r>
-              <w:rPr>
+                <w:rFonts w:ascii="Aptos" w:hAnsi="Aptos"/>
+                <w:sz w:val="16"/>
+                <w:szCs w:val="16"/>
+              </w:rPr>
+            </w:pPr>
+            <w:r>
+              <w:rPr>
+                <w:rFonts w:ascii="Aptos" w:hAnsi="Aptos"/>
                 <w:sz w:val="16"/>
                 <w:szCs w:val="16"/>
               </w:rPr>
@@ -3515,6 +3674,7 @@
             </w:r>
             <w:r>
               <w:rPr>
+                <w:rFonts w:ascii="Aptos" w:hAnsi="Aptos"/>
                 <w:sz w:val="16"/>
                 <w:szCs w:val="16"/>
               </w:rPr>
@@ -3522,12 +3682,14 @@
             </w:r>
             <w:r>
               <w:rPr>
-                <w:sz w:val="16"/>
-                <w:szCs w:val="16"/>
-              </w:rPr>
-            </w:r>
-            <w:r>
-              <w:rPr>
+                <w:rFonts w:ascii="Aptos" w:hAnsi="Aptos"/>
+                <w:sz w:val="16"/>
+                <w:szCs w:val="16"/>
+              </w:rPr>
+            </w:r>
+            <w:r>
+              <w:rPr>
+                <w:rFonts w:ascii="Aptos" w:hAnsi="Aptos"/>
                 <w:sz w:val="16"/>
                 <w:szCs w:val="16"/>
               </w:rPr>
@@ -3535,6 +3697,7 @@
             </w:r>
             <w:r>
               <w:rPr>
+                <w:rFonts w:ascii="Aptos" w:hAnsi="Aptos"/>
                 <w:sz w:val="16"/>
                 <w:szCs w:val="16"/>
               </w:rPr>
@@ -3542,6 +3705,7 @@
             </w:r>
             <w:r>
               <w:rPr>
+                <w:rFonts w:ascii="Aptos" w:hAnsi="Aptos"/>
                 <w:sz w:val="16"/>
                 <w:szCs w:val="16"/>
               </w:rPr>
@@ -3551,12 +3715,14 @@
           <w:p>
             <w:pPr>
               <w:rPr>
-                <w:sz w:val="16"/>
-                <w:szCs w:val="16"/>
-              </w:rPr>
-            </w:pPr>
-            <w:r>
-              <w:rPr>
+                <w:rFonts w:ascii="Aptos" w:hAnsi="Aptos"/>
+                <w:sz w:val="16"/>
+                <w:szCs w:val="16"/>
+              </w:rPr>
+            </w:pPr>
+            <w:r>
+              <w:rPr>
+                <w:rFonts w:ascii="Aptos" w:hAnsi="Aptos"/>
                 <w:sz w:val="16"/>
                 <w:szCs w:val="16"/>
               </w:rPr>
@@ -3574,6 +3740,7 @@
             </w:r>
             <w:r>
               <w:rPr>
+                <w:rFonts w:ascii="Aptos" w:hAnsi="Aptos"/>
                 <w:sz w:val="16"/>
                 <w:szCs w:val="16"/>
               </w:rPr>
@@ -3581,12 +3748,14 @@
             </w:r>
             <w:r>
               <w:rPr>
-                <w:sz w:val="16"/>
-                <w:szCs w:val="16"/>
-              </w:rPr>
-            </w:r>
-            <w:r>
-              <w:rPr>
+                <w:rFonts w:ascii="Aptos" w:hAnsi="Aptos"/>
+                <w:sz w:val="16"/>
+                <w:szCs w:val="16"/>
+              </w:rPr>
+            </w:r>
+            <w:r>
+              <w:rPr>
+                <w:rFonts w:ascii="Aptos" w:hAnsi="Aptos"/>
                 <w:sz w:val="16"/>
                 <w:szCs w:val="16"/>
               </w:rPr>
@@ -3594,6 +3763,7 @@
             </w:r>
             <w:r>
               <w:rPr>
+                <w:rFonts w:ascii="Aptos" w:hAnsi="Aptos"/>
                 <w:sz w:val="16"/>
                 <w:szCs w:val="16"/>
               </w:rPr>
@@ -3601,28 +3771,24 @@
             </w:r>
             <w:r>
               <w:rPr>
-                <w:sz w:val="16"/>
-                <w:szCs w:val="16"/>
-              </w:rPr>
-              <w:t xml:space="preserve"> Fornitura dei DPI indicati di seguito</w:t>
-            </w:r>
-            <w:r>
-              <w:rPr>
-                <w:sz w:val="16"/>
-                <w:szCs w:val="16"/>
-              </w:rPr>
-              <w:t xml:space="preserve"> </w:t>
-            </w:r>
-          </w:p>
-          <w:p>
-            <w:pPr>
-              <w:rPr>
-                <w:sz w:val="16"/>
-                <w:szCs w:val="16"/>
-              </w:rPr>
-            </w:pPr>
-            <w:r>
-              <w:rPr>
+                <w:rFonts w:ascii="Aptos" w:hAnsi="Aptos"/>
+                <w:sz w:val="16"/>
+                <w:szCs w:val="16"/>
+              </w:rPr>
+              <w:t xml:space="preserve"> Fornitura dei DPI indicati di seguito </w:t>
+            </w:r>
+          </w:p>
+          <w:p>
+            <w:pPr>
+              <w:rPr>
+                <w:rFonts w:ascii="Aptos" w:hAnsi="Aptos"/>
+                <w:sz w:val="16"/>
+                <w:szCs w:val="16"/>
+              </w:rPr>
+            </w:pPr>
+            <w:r>
+              <w:rPr>
+                <w:rFonts w:ascii="Aptos" w:hAnsi="Aptos"/>
                 <w:sz w:val="16"/>
                 <w:szCs w:val="16"/>
               </w:rPr>
@@ -3640,6 +3806,7 @@
             </w:r>
             <w:r>
               <w:rPr>
+                <w:rFonts w:ascii="Aptos" w:hAnsi="Aptos"/>
                 <w:sz w:val="16"/>
                 <w:szCs w:val="16"/>
               </w:rPr>
@@ -3647,12 +3814,22 @@
             </w:r>
             <w:r>
               <w:rPr>
-                <w:sz w:val="16"/>
-                <w:szCs w:val="16"/>
-              </w:rPr>
-            </w:r>
-            <w:r>
-              <w:rPr>
+                <w:rFonts w:ascii="Aptos" w:hAnsi="Aptos"/>
+                <w:sz w:val="16"/>
+                <w:szCs w:val="16"/>
+              </w:rPr>
+            </w:r>
+            <w:r>
+              <w:rPr>
+                <w:rFonts w:ascii="Aptos" w:hAnsi="Aptos"/>
+                <w:sz w:val="16"/>
+                <w:szCs w:val="16"/>
+              </w:rPr>
+              <w:fldChar w:fldCharType="separate"/>
+            </w:r>
+            <w:r>
+              <w:rPr>
+                <w:rFonts w:ascii="Aptos" w:hAnsi="Aptos"/>
                 <w:sz w:val="16"/>
                 <w:szCs w:val="16"/>
               </w:rPr>
@@ -3660,6 +3837,7 @@
             </w:r>
             <w:r>
               <w:rPr>
+                <w:rFonts w:ascii="Aptos" w:hAnsi="Aptos"/>
                 <w:sz w:val="16"/>
                 <w:szCs w:val="16"/>
               </w:rPr>
@@ -3669,12 +3847,14 @@
           <w:p>
             <w:pPr>
               <w:rPr>
-                <w:sz w:val="16"/>
-                <w:szCs w:val="16"/>
-              </w:rPr>
-            </w:pPr>
-            <w:r>
-              <w:rPr>
+                <w:rFonts w:ascii="Aptos" w:hAnsi="Aptos"/>
+                <w:sz w:val="16"/>
+                <w:szCs w:val="16"/>
+              </w:rPr>
+            </w:pPr>
+            <w:r>
+              <w:rPr>
+                <w:rFonts w:ascii="Aptos" w:hAnsi="Aptos"/>
                 <w:sz w:val="16"/>
                 <w:szCs w:val="16"/>
               </w:rPr>
@@ -3692,6 +3872,7 @@
             </w:r>
             <w:r>
               <w:rPr>
+                <w:rFonts w:ascii="Aptos" w:hAnsi="Aptos"/>
                 <w:sz w:val="16"/>
                 <w:szCs w:val="16"/>
               </w:rPr>
@@ -3699,12 +3880,14 @@
             </w:r>
             <w:r>
               <w:rPr>
-                <w:sz w:val="16"/>
-                <w:szCs w:val="16"/>
-              </w:rPr>
-            </w:r>
-            <w:r>
-              <w:rPr>
+                <w:rFonts w:ascii="Aptos" w:hAnsi="Aptos"/>
+                <w:sz w:val="16"/>
+                <w:szCs w:val="16"/>
+              </w:rPr>
+            </w:r>
+            <w:r>
+              <w:rPr>
+                <w:rFonts w:ascii="Aptos" w:hAnsi="Aptos"/>
                 <w:sz w:val="16"/>
                 <w:szCs w:val="16"/>
               </w:rPr>
@@ -3712,6 +3895,7 @@
             </w:r>
             <w:r>
               <w:rPr>
+                <w:rFonts w:ascii="Aptos" w:hAnsi="Aptos"/>
                 <w:sz w:val="16"/>
                 <w:szCs w:val="16"/>
               </w:rPr>
@@ -3719,6 +3903,7 @@
             </w:r>
             <w:r>
               <w:rPr>
+                <w:rFonts w:ascii="Aptos" w:hAnsi="Aptos"/>
                 <w:sz w:val="16"/>
                 <w:szCs w:val="16"/>
               </w:rPr>
@@ -3728,12 +3913,14 @@
           <w:p>
             <w:pPr>
               <w:rPr>
-                <w:sz w:val="16"/>
-                <w:szCs w:val="16"/>
-              </w:rPr>
-            </w:pPr>
-            <w:r>
-              <w:rPr>
+                <w:rFonts w:ascii="Aptos" w:hAnsi="Aptos"/>
+                <w:sz w:val="16"/>
+                <w:szCs w:val="16"/>
+              </w:rPr>
+            </w:pPr>
+            <w:r>
+              <w:rPr>
+                <w:rFonts w:ascii="Aptos" w:hAnsi="Aptos"/>
                 <w:sz w:val="16"/>
                 <w:szCs w:val="16"/>
               </w:rPr>
@@ -3751,6 +3938,7 @@
             </w:r>
             <w:r>
               <w:rPr>
+                <w:rFonts w:ascii="Aptos" w:hAnsi="Aptos"/>
                 <w:sz w:val="16"/>
                 <w:szCs w:val="16"/>
               </w:rPr>
@@ -3758,12 +3946,14 @@
             </w:r>
             <w:r>
               <w:rPr>
-                <w:sz w:val="16"/>
-                <w:szCs w:val="16"/>
-              </w:rPr>
-            </w:r>
-            <w:r>
-              <w:rPr>
+                <w:rFonts w:ascii="Aptos" w:hAnsi="Aptos"/>
+                <w:sz w:val="16"/>
+                <w:szCs w:val="16"/>
+              </w:rPr>
+            </w:r>
+            <w:r>
+              <w:rPr>
+                <w:rFonts w:ascii="Aptos" w:hAnsi="Aptos"/>
                 <w:sz w:val="16"/>
                 <w:szCs w:val="16"/>
               </w:rPr>
@@ -3771,6 +3961,7 @@
             </w:r>
             <w:r>
               <w:rPr>
+                <w:rFonts w:ascii="Aptos" w:hAnsi="Aptos"/>
                 <w:sz w:val="16"/>
                 <w:szCs w:val="16"/>
               </w:rPr>
@@ -3778,6 +3969,7 @@
             </w:r>
             <w:r>
               <w:rPr>
+                <w:rFonts w:ascii="Aptos" w:hAnsi="Aptos"/>
                 <w:sz w:val="16"/>
                 <w:szCs w:val="16"/>
               </w:rPr>
@@ -3787,6 +3979,7 @@
           <w:p>
             <w:pPr>
               <w:rPr>
+                <w:rFonts w:ascii="Aptos" w:hAnsi="Aptos"/>
                 <w:sz w:val="16"/>
                 <w:szCs w:val="16"/>
               </w:rPr>
@@ -3803,7 +3996,7 @@
         </w:trPr>
         <w:tc>
           <w:tcPr>
-            <w:tcW w:w="9853" w:type="dxa"/>
+            <w:tcW w:w="9628" w:type="dxa"/>
             <w:gridSpan w:val="20"/>
             <w:tcBorders>
               <w:bottom w:val="nil"/>
@@ -3812,6 +4005,7 @@
           <w:p>
             <w:pPr>
               <w:rPr>
+                <w:rFonts w:ascii="Aptos" w:hAnsi="Aptos"/>
                 <w:b/>
                 <w:sz w:val="10"/>
                 <w:szCs w:val="10"/>
@@ -3838,11 +4032,13 @@
           <w:p>
             <w:pPr>
               <w:rPr>
-                <w:b/>
-              </w:rPr>
-            </w:pPr>
-            <w:r>
-              <w:rPr>
+                <w:rFonts w:ascii="Aptos" w:hAnsi="Aptos"/>
+                <w:b/>
+              </w:rPr>
+            </w:pPr>
+            <w:r>
+              <w:rPr>
+                <w:rFonts w:ascii="Aptos" w:hAnsi="Aptos"/>
                 <w:b/>
               </w:rPr>
               <w:t>E</w:t>
@@ -3851,7 +4047,7 @@
         </w:tc>
         <w:tc>
           <w:tcPr>
-            <w:tcW w:w="9463" w:type="dxa"/>
+            <w:tcW w:w="9238" w:type="dxa"/>
             <w:gridSpan w:val="19"/>
             <w:tcBorders>
               <w:top w:val="nil"/>
@@ -3863,11 +4059,13 @@
           <w:p>
             <w:pPr>
               <w:rPr>
-                <w:b/>
-              </w:rPr>
-            </w:pPr>
-            <w:r>
-              <w:rPr>
+                <w:rFonts w:ascii="Aptos" w:hAnsi="Aptos"/>
+                <w:b/>
+              </w:rPr>
+            </w:pPr>
+            <w:r>
+              <w:rPr>
+                <w:rFonts w:ascii="Aptos" w:hAnsi="Aptos"/>
                 <w:b/>
               </w:rPr>
               <w:t>DISPOSITIVI DI PROTEZIONE INDIVIDUALE</w:t>
@@ -3884,7 +4082,7 @@
         </w:trPr>
         <w:tc>
           <w:tcPr>
-            <w:tcW w:w="9853" w:type="dxa"/>
+            <w:tcW w:w="9628" w:type="dxa"/>
             <w:gridSpan w:val="20"/>
             <w:tcBorders>
               <w:top w:val="nil"/>
@@ -3894,6 +4092,7 @@
           <w:p>
             <w:pPr>
               <w:rPr>
+                <w:rFonts w:ascii="Aptos" w:hAnsi="Aptos"/>
                 <w:b/>
                 <w:sz w:val="10"/>
                 <w:szCs w:val="10"/>
@@ -3908,21 +4107,22 @@
         </w:tblPrEx>
         <w:tc>
           <w:tcPr>
-            <w:tcW w:w="2444" w:type="dxa"/>
+            <w:tcW w:w="2385" w:type="dxa"/>
             <w:gridSpan w:val="6"/>
-            <w:shd w:val="clear" w:color="auto" w:fill="auto"/>
           </w:tcPr>
           <w:p>
             <w:pPr>
               <w:jc w:val="center"/>
               <w:rPr>
-                <w:b/>
-                <w:sz w:val="20"/>
-                <w:szCs w:val="20"/>
-              </w:rPr>
-            </w:pPr>
-            <w:r>
-              <w:rPr>
+                <w:rFonts w:ascii="Aptos" w:hAnsi="Aptos"/>
+                <w:b/>
+                <w:sz w:val="20"/>
+                <w:szCs w:val="20"/>
+              </w:rPr>
+            </w:pPr>
+            <w:r>
+              <w:rPr>
+                <w:rFonts w:ascii="Aptos" w:hAnsi="Aptos"/>
                 <w:b/>
                 <w:sz w:val="20"/>
                 <w:szCs w:val="20"/>
@@ -3933,21 +4133,22 @@
         </w:tc>
         <w:tc>
           <w:tcPr>
-            <w:tcW w:w="2326" w:type="dxa"/>
+            <w:tcW w:w="2285" w:type="dxa"/>
             <w:gridSpan w:val="5"/>
-            <w:shd w:val="clear" w:color="auto" w:fill="auto"/>
           </w:tcPr>
           <w:p>
             <w:pPr>
               <w:jc w:val="center"/>
               <w:rPr>
-                <w:b/>
-                <w:sz w:val="20"/>
-                <w:szCs w:val="20"/>
-              </w:rPr>
-            </w:pPr>
-            <w:r>
-              <w:rPr>
+                <w:rFonts w:ascii="Aptos" w:hAnsi="Aptos"/>
+                <w:b/>
+                <w:sz w:val="20"/>
+                <w:szCs w:val="20"/>
+              </w:rPr>
+            </w:pPr>
+            <w:r>
+              <w:rPr>
+                <w:rFonts w:ascii="Aptos" w:hAnsi="Aptos"/>
                 <w:b/>
                 <w:sz w:val="20"/>
                 <w:szCs w:val="20"/>
@@ -3958,21 +4159,22 @@
         </w:tc>
         <w:tc>
           <w:tcPr>
-            <w:tcW w:w="2883" w:type="dxa"/>
+            <w:tcW w:w="2794" w:type="dxa"/>
             <w:gridSpan w:val="7"/>
-            <w:shd w:val="clear" w:color="auto" w:fill="auto"/>
           </w:tcPr>
           <w:p>
             <w:pPr>
               <w:jc w:val="center"/>
               <w:rPr>
-                <w:b/>
-                <w:sz w:val="20"/>
-                <w:szCs w:val="20"/>
-              </w:rPr>
-            </w:pPr>
-            <w:r>
-              <w:rPr>
+                <w:rFonts w:ascii="Aptos" w:hAnsi="Aptos"/>
+                <w:b/>
+                <w:sz w:val="20"/>
+                <w:szCs w:val="20"/>
+              </w:rPr>
+            </w:pPr>
+            <w:r>
+              <w:rPr>
+                <w:rFonts w:ascii="Aptos" w:hAnsi="Aptos"/>
                 <w:b/>
                 <w:sz w:val="20"/>
                 <w:szCs w:val="20"/>
@@ -3983,21 +4185,22 @@
         </w:tc>
         <w:tc>
           <w:tcPr>
-            <w:tcW w:w="2200" w:type="dxa"/>
+            <w:tcW w:w="2164" w:type="dxa"/>
             <w:gridSpan w:val="2"/>
-            <w:shd w:val="clear" w:color="auto" w:fill="auto"/>
           </w:tcPr>
           <w:p>
             <w:pPr>
               <w:jc w:val="center"/>
               <w:rPr>
-                <w:b/>
-                <w:sz w:val="20"/>
-                <w:szCs w:val="20"/>
-              </w:rPr>
-            </w:pPr>
-            <w:r>
-              <w:rPr>
+                <w:rFonts w:ascii="Aptos" w:hAnsi="Aptos"/>
+                <w:b/>
+                <w:sz w:val="20"/>
+                <w:szCs w:val="20"/>
+              </w:rPr>
+            </w:pPr>
+            <w:r>
+              <w:rPr>
+                <w:rFonts w:ascii="Aptos" w:hAnsi="Aptos"/>
                 <w:b/>
                 <w:sz w:val="20"/>
                 <w:szCs w:val="20"/>
@@ -4013,19 +4216,21 @@
         </w:tblPrEx>
         <w:tc>
           <w:tcPr>
-            <w:tcW w:w="2444" w:type="dxa"/>
+            <w:tcW w:w="2385" w:type="dxa"/>
             <w:gridSpan w:val="6"/>
-            <w:shd w:val="clear" w:color="auto" w:fill="auto"/>
-          </w:tcPr>
-          <w:p>
-            <w:pPr>
-              <w:rPr>
-                <w:sz w:val="16"/>
-                <w:szCs w:val="16"/>
-              </w:rPr>
-            </w:pPr>
-            <w:r>
-              <w:rPr>
+          </w:tcPr>
+          <w:p>
+            <w:pPr>
+              <w:rPr>
+                <w:rFonts w:ascii="Aptos" w:hAnsi="Aptos"/>
+                <w:b/>
+                <w:sz w:val="16"/>
+                <w:szCs w:val="16"/>
+              </w:rPr>
+            </w:pPr>
+            <w:r>
+              <w:rPr>
+                <w:rFonts w:ascii="Aptos" w:hAnsi="Aptos"/>
                 <w:sz w:val="16"/>
                 <w:szCs w:val="16"/>
               </w:rPr>
@@ -4043,6 +4248,7 @@
             </w:r>
             <w:r>
               <w:rPr>
+                <w:rFonts w:ascii="Aptos" w:hAnsi="Aptos"/>
                 <w:sz w:val="16"/>
                 <w:szCs w:val="16"/>
               </w:rPr>
@@ -4050,12 +4256,22 @@
             </w:r>
             <w:r>
               <w:rPr>
-                <w:sz w:val="16"/>
-                <w:szCs w:val="16"/>
-              </w:rPr>
-            </w:r>
-            <w:r>
-              <w:rPr>
+                <w:rFonts w:ascii="Aptos" w:hAnsi="Aptos"/>
+                <w:sz w:val="16"/>
+                <w:szCs w:val="16"/>
+              </w:rPr>
+            </w:r>
+            <w:r>
+              <w:rPr>
+                <w:rFonts w:ascii="Aptos" w:hAnsi="Aptos"/>
+                <w:sz w:val="16"/>
+                <w:szCs w:val="16"/>
+              </w:rPr>
+              <w:fldChar w:fldCharType="separate"/>
+            </w:r>
+            <w:r>
+              <w:rPr>
+                <w:rFonts w:ascii="Aptos" w:hAnsi="Aptos"/>
                 <w:sz w:val="16"/>
                 <w:szCs w:val="16"/>
               </w:rPr>
@@ -4063,6 +4279,7 @@
             </w:r>
             <w:r>
               <w:rPr>
+                <w:rFonts w:ascii="Aptos" w:hAnsi="Aptos"/>
                 <w:sz w:val="16"/>
                 <w:szCs w:val="16"/>
               </w:rPr>
@@ -4070,6 +4287,7 @@
             </w:r>
             <w:r>
               <w:rPr>
+                <w:rFonts w:ascii="Aptos" w:hAnsi="Aptos"/>
                 <w:b/>
                 <w:bCs/>
                 <w:sz w:val="16"/>
@@ -4079,21 +4297,25 @@
             </w:r>
             <w:r>
               <w:rPr>
-                <w:b/>
-                <w:sz w:val="16"/>
-                <w:szCs w:val="16"/>
-              </w:rPr>
-              <w:t>EN 166</w:t>
-            </w:r>
-            <w:r>
-              <w:rPr>
-                <w:sz w:val="16"/>
-                <w:szCs w:val="16"/>
-              </w:rPr>
-              <w:t xml:space="preserve"> </w:t>
-            </w:r>
-            <w:r>
-              <w:rPr>
+                <w:rFonts w:ascii="Aptos" w:hAnsi="Aptos"/>
+                <w:b/>
+                <w:sz w:val="16"/>
+                <w:szCs w:val="16"/>
+              </w:rPr>
+              <w:t>UNI EN ISO 16321</w:t>
+            </w:r>
+          </w:p>
+          <w:p>
+            <w:pPr>
+              <w:rPr>
+                <w:rFonts w:ascii="Aptos" w:hAnsi="Aptos"/>
+                <w:sz w:val="16"/>
+                <w:szCs w:val="16"/>
+              </w:rPr>
+            </w:pPr>
+            <w:r>
+              <w:rPr>
+                <w:rFonts w:ascii="Aptos" w:hAnsi="Aptos"/>
                 <w:b/>
                 <w:bCs/>
                 <w:sz w:val="16"/>
@@ -4105,27 +4327,31 @@
           <w:p>
             <w:pPr>
               <w:rPr>
-                <w:sz w:val="16"/>
-                <w:szCs w:val="16"/>
-              </w:rPr>
-            </w:pPr>
-          </w:p>
-        </w:tc>
-        <w:tc>
-          <w:tcPr>
-            <w:tcW w:w="2326" w:type="dxa"/>
+                <w:rFonts w:ascii="Aptos" w:hAnsi="Aptos"/>
+                <w:sz w:val="16"/>
+                <w:szCs w:val="16"/>
+              </w:rPr>
+            </w:pPr>
+          </w:p>
+        </w:tc>
+        <w:tc>
+          <w:tcPr>
+            <w:tcW w:w="2285" w:type="dxa"/>
             <w:gridSpan w:val="5"/>
-            <w:shd w:val="clear" w:color="auto" w:fill="auto"/>
-          </w:tcPr>
-          <w:p>
-            <w:pPr>
-              <w:rPr>
-                <w:sz w:val="16"/>
-                <w:szCs w:val="16"/>
-              </w:rPr>
-            </w:pPr>
-            <w:r>
-              <w:rPr>
+          </w:tcPr>
+          <w:p>
+            <w:pPr>
+              <w:rPr>
+                <w:rFonts w:ascii="Aptos" w:hAnsi="Aptos"/>
+                <w:b/>
+                <w:bCs/>
+                <w:sz w:val="16"/>
+                <w:szCs w:val="16"/>
+              </w:rPr>
+            </w:pPr>
+            <w:r>
+              <w:rPr>
+                <w:rFonts w:ascii="Aptos" w:hAnsi="Aptos"/>
                 <w:sz w:val="16"/>
                 <w:szCs w:val="16"/>
               </w:rPr>
@@ -4144,6 +4370,7 @@
             </w:r>
             <w:r>
               <w:rPr>
+                <w:rFonts w:ascii="Aptos" w:hAnsi="Aptos"/>
                 <w:sz w:val="16"/>
                 <w:szCs w:val="16"/>
               </w:rPr>
@@ -4151,12 +4378,14 @@
             </w:r>
             <w:r>
               <w:rPr>
-                <w:sz w:val="16"/>
-                <w:szCs w:val="16"/>
-              </w:rPr>
-            </w:r>
-            <w:r>
-              <w:rPr>
+                <w:rFonts w:ascii="Aptos" w:hAnsi="Aptos"/>
+                <w:sz w:val="16"/>
+                <w:szCs w:val="16"/>
+              </w:rPr>
+            </w:r>
+            <w:r>
+              <w:rPr>
+                <w:rFonts w:ascii="Aptos" w:hAnsi="Aptos"/>
                 <w:sz w:val="16"/>
                 <w:szCs w:val="16"/>
               </w:rPr>
@@ -4164,6 +4393,7 @@
             </w:r>
             <w:r>
               <w:rPr>
+                <w:rFonts w:ascii="Aptos" w:hAnsi="Aptos"/>
                 <w:sz w:val="16"/>
                 <w:szCs w:val="16"/>
               </w:rPr>
@@ -4171,6 +4401,7 @@
             </w:r>
             <w:r>
               <w:rPr>
+                <w:rFonts w:ascii="Aptos" w:hAnsi="Aptos"/>
                 <w:sz w:val="16"/>
                 <w:szCs w:val="16"/>
               </w:rPr>
@@ -4178,6 +4409,7 @@
             </w:r>
             <w:r>
               <w:rPr>
+                <w:rFonts w:ascii="Aptos" w:hAnsi="Aptos"/>
                 <w:b/>
                 <w:bCs/>
                 <w:sz w:val="16"/>
@@ -4187,6 +4419,7 @@
             </w:r>
             <w:r>
               <w:rPr>
+                <w:rFonts w:ascii="Aptos" w:hAnsi="Aptos"/>
                 <w:sz w:val="16"/>
                 <w:szCs w:val="16"/>
               </w:rPr>
@@ -4194,45 +4427,41 @@
             </w:r>
             <w:r>
               <w:rPr>
+                <w:rFonts w:ascii="Aptos" w:hAnsi="Aptos"/>
                 <w:b/>
                 <w:bCs/>
                 <w:sz w:val="16"/>
                 <w:szCs w:val="16"/>
               </w:rPr>
-              <w:t>EN 374</w:t>
-            </w:r>
-            <w:r>
-              <w:rPr>
-                <w:sz w:val="16"/>
-                <w:szCs w:val="16"/>
-              </w:rPr>
-              <w:t xml:space="preserve">. </w:t>
-            </w:r>
-          </w:p>
-          <w:p>
-            <w:pPr>
-              <w:rPr>
-                <w:sz w:val="16"/>
-                <w:szCs w:val="16"/>
-              </w:rPr>
-            </w:pPr>
-          </w:p>
-        </w:tc>
-        <w:tc>
-          <w:tcPr>
-            <w:tcW w:w="2883" w:type="dxa"/>
+              <w:t>UNI EN ISO 374</w:t>
+            </w:r>
+          </w:p>
+          <w:p>
+            <w:pPr>
+              <w:rPr>
+                <w:rFonts w:ascii="Aptos" w:hAnsi="Aptos"/>
+                <w:sz w:val="16"/>
+                <w:szCs w:val="16"/>
+              </w:rPr>
+            </w:pPr>
+          </w:p>
+        </w:tc>
+        <w:tc>
+          <w:tcPr>
+            <w:tcW w:w="2794" w:type="dxa"/>
             <w:gridSpan w:val="7"/>
-            <w:shd w:val="clear" w:color="auto" w:fill="auto"/>
-          </w:tcPr>
-          <w:p>
-            <w:pPr>
-              <w:rPr>
-                <w:sz w:val="16"/>
-                <w:szCs w:val="16"/>
-              </w:rPr>
-            </w:pPr>
-            <w:r>
-              <w:rPr>
+          </w:tcPr>
+          <w:p>
+            <w:pPr>
+              <w:rPr>
+                <w:rFonts w:ascii="Aptos" w:hAnsi="Aptos"/>
+                <w:sz w:val="16"/>
+                <w:szCs w:val="16"/>
+              </w:rPr>
+            </w:pPr>
+            <w:r>
+              <w:rPr>
+                <w:rFonts w:ascii="Aptos" w:hAnsi="Aptos"/>
                 <w:sz w:val="16"/>
                 <w:szCs w:val="16"/>
               </w:rPr>
@@ -4250,6 +4479,7 @@
             </w:r>
             <w:r>
               <w:rPr>
+                <w:rFonts w:ascii="Aptos" w:hAnsi="Aptos"/>
                 <w:sz w:val="16"/>
                 <w:szCs w:val="16"/>
               </w:rPr>
@@ -4257,12 +4487,22 @@
             </w:r>
             <w:r>
               <w:rPr>
-                <w:sz w:val="16"/>
-                <w:szCs w:val="16"/>
-              </w:rPr>
-            </w:r>
-            <w:r>
-              <w:rPr>
+                <w:rFonts w:ascii="Aptos" w:hAnsi="Aptos"/>
+                <w:sz w:val="16"/>
+                <w:szCs w:val="16"/>
+              </w:rPr>
+            </w:r>
+            <w:r>
+              <w:rPr>
+                <w:rFonts w:ascii="Aptos" w:hAnsi="Aptos"/>
+                <w:sz w:val="16"/>
+                <w:szCs w:val="16"/>
+              </w:rPr>
+              <w:fldChar w:fldCharType="separate"/>
+            </w:r>
+            <w:r>
+              <w:rPr>
+                <w:rFonts w:ascii="Aptos" w:hAnsi="Aptos"/>
                 <w:sz w:val="16"/>
                 <w:szCs w:val="16"/>
               </w:rPr>
@@ -4270,6 +4510,7 @@
             </w:r>
             <w:r>
               <w:rPr>
+                <w:rFonts w:ascii="Aptos" w:hAnsi="Aptos"/>
                 <w:sz w:val="16"/>
                 <w:szCs w:val="16"/>
               </w:rPr>
@@ -4277,6 +4518,7 @@
             </w:r>
             <w:r>
               <w:rPr>
+                <w:rFonts w:ascii="Aptos" w:hAnsi="Aptos"/>
                 <w:b/>
                 <w:bCs/>
                 <w:sz w:val="16"/>
@@ -4288,27 +4530,29 @@
           <w:p>
             <w:pPr>
               <w:rPr>
-                <w:sz w:val="16"/>
-                <w:szCs w:val="16"/>
-              </w:rPr>
-            </w:pPr>
-          </w:p>
-        </w:tc>
-        <w:tc>
-          <w:tcPr>
-            <w:tcW w:w="2200" w:type="dxa"/>
+                <w:rFonts w:ascii="Aptos" w:hAnsi="Aptos"/>
+                <w:sz w:val="16"/>
+                <w:szCs w:val="16"/>
+              </w:rPr>
+            </w:pPr>
+          </w:p>
+        </w:tc>
+        <w:tc>
+          <w:tcPr>
+            <w:tcW w:w="2164" w:type="dxa"/>
             <w:gridSpan w:val="2"/>
-            <w:shd w:val="clear" w:color="auto" w:fill="auto"/>
-          </w:tcPr>
-          <w:p>
-            <w:pPr>
-              <w:rPr>
-                <w:sz w:val="16"/>
-                <w:szCs w:val="16"/>
-              </w:rPr>
-            </w:pPr>
-            <w:r>
-              <w:rPr>
+          </w:tcPr>
+          <w:p>
+            <w:pPr>
+              <w:rPr>
+                <w:rFonts w:ascii="Aptos" w:hAnsi="Aptos"/>
+                <w:sz w:val="16"/>
+                <w:szCs w:val="16"/>
+              </w:rPr>
+            </w:pPr>
+            <w:r>
+              <w:rPr>
+                <w:rFonts w:ascii="Aptos" w:hAnsi="Aptos"/>
                 <w:sz w:val="16"/>
                 <w:szCs w:val="16"/>
               </w:rPr>
@@ -4327,6 +4571,7 @@
             </w:r>
             <w:r>
               <w:rPr>
+                <w:rFonts w:ascii="Aptos" w:hAnsi="Aptos"/>
                 <w:sz w:val="16"/>
                 <w:szCs w:val="16"/>
               </w:rPr>
@@ -4334,12 +4579,14 @@
             </w:r>
             <w:r>
               <w:rPr>
-                <w:sz w:val="16"/>
-                <w:szCs w:val="16"/>
-              </w:rPr>
-            </w:r>
-            <w:r>
-              <w:rPr>
+                <w:rFonts w:ascii="Aptos" w:hAnsi="Aptos"/>
+                <w:sz w:val="16"/>
+                <w:szCs w:val="16"/>
+              </w:rPr>
+            </w:r>
+            <w:r>
+              <w:rPr>
+                <w:rFonts w:ascii="Aptos" w:hAnsi="Aptos"/>
                 <w:sz w:val="16"/>
                 <w:szCs w:val="16"/>
               </w:rPr>
@@ -4347,6 +4594,7 @@
             </w:r>
             <w:r>
               <w:rPr>
+                <w:rFonts w:ascii="Aptos" w:hAnsi="Aptos"/>
                 <w:sz w:val="16"/>
                 <w:szCs w:val="16"/>
               </w:rPr>
@@ -4354,6 +4602,7 @@
             </w:r>
             <w:r>
               <w:rPr>
+                <w:rFonts w:ascii="Aptos" w:hAnsi="Aptos"/>
                 <w:sz w:val="16"/>
                 <w:szCs w:val="16"/>
               </w:rPr>
@@ -4361,6 +4610,7 @@
             </w:r>
             <w:r>
               <w:rPr>
+                <w:rFonts w:ascii="Aptos" w:hAnsi="Aptos"/>
                 <w:b/>
                 <w:bCs/>
                 <w:sz w:val="16"/>
@@ -4372,6 +4622,7 @@
           <w:p>
             <w:pPr>
               <w:rPr>
+                <w:rFonts w:ascii="Aptos" w:hAnsi="Aptos"/>
                 <w:sz w:val="16"/>
                 <w:szCs w:val="16"/>
               </w:rPr>
@@ -4392,7 +4643,7 @@
 </file>
 
 <file path=word/styles.xml><?xml version="1.0" encoding="utf-8"?>
-<w:styles xmlns:mc="http://schemas.openxmlformats.org/markup-compatibility/2006" xmlns:r="http://schemas.openxmlformats.org/officeDocument/2006/relationships" xmlns:w="http://schemas.openxmlformats.org/wordprocessingml/2006/main" xmlns:w14="http://schemas.microsoft.com/office/word/2010/wordml" xmlns:w15="http://schemas.microsoft.com/office/word/2012/wordml" xmlns:w16cex="http://schemas.microsoft.com/office/word/2018/wordml/cex" xmlns:w16cid="http://schemas.microsoft.com/office/word/2016/wordml/cid" xmlns:w16="http://schemas.microsoft.com/office/word/2018/wordml" xmlns:w16sdtdh="http://schemas.microsoft.com/office/word/2020/wordml/sdtdatahash" xmlns:w16se="http://schemas.microsoft.com/office/word/2015/wordml/symex" mc:Ignorable="w14 w15 w16se w16cid w16 w16cex w16sdtdh">
+<w:styles xmlns:mc="http://schemas.openxmlformats.org/markup-compatibility/2006" xmlns:r="http://schemas.openxmlformats.org/officeDocument/2006/relationships" xmlns:w="http://schemas.openxmlformats.org/wordprocessingml/2006/main" xmlns:w14="http://schemas.microsoft.com/office/word/2010/wordml" xmlns:w15="http://schemas.microsoft.com/office/word/2012/wordml" xmlns:w16cex="http://schemas.microsoft.com/office/word/2018/wordml/cex" xmlns:w16cid="http://schemas.microsoft.com/office/word/2016/wordml/cid" xmlns:w16="http://schemas.microsoft.com/office/word/2018/wordml" xmlns:w16du="http://schemas.microsoft.com/office/word/2023/wordml/word16du" xmlns:w16sdtdh="http://schemas.microsoft.com/office/word/2020/wordml/sdtdatahash" xmlns:w16sdtfl="http://schemas.microsoft.com/office/word/2024/wordml/sdtformatlock" xmlns:w16se="http://schemas.microsoft.com/office/word/2015/wordml/symex" mc:Ignorable="w14 w15 w16se w16cid w16 w16cex w16sdtdh w16sdtfl w16du">
   <w:docDefaults>
     <w:rPrDefault>
       <w:rPr>
@@ -4798,7 +5049,6 @@
   <w:style w:type="character" w:default="1" w:styleId="Carpredefinitoparagrafo">
     <w:name w:val="Default Paragraph Font"/>
     <w:uiPriority w:val="1"/>
-    <w:semiHidden/>
     <w:unhideWhenUsed/>
   </w:style>
   <w:style w:type="table" w:default="1" w:styleId="Tabellanormale">
